--- a/lessons/5-4/downloads/5-4-notes-teacher.docx
+++ b/lessons/5-4/downloads/5-4-notes-teacher.docx
@@ -14,7 +14,7 @@
           <w:sz w:val="18"/>
           <w:szCs w:val="18"/>
         </w:rPr>
-        <w:t xml:space="preserve">UNIT 5  ·  LESSON 4      STANDARD 6.G.1</w:t>
+        <w:t xml:space="preserve">UNIT 5  ·  LESSON 4      STANDARD 6.GR.1</w:t>
       </w:r>
     </w:p>
     <w:p>
@@ -921,160 +921,6 @@
                           </pic:cNvPicPr>
                         </pic:nvPicPr>
                         <pic:blipFill>
-                          <a:blip r:embed="rId11" cstate="none"/>
-                          <a:srcRect/>
-                          <a:stretch>
-                            <a:fillRect/>
-                          </a:stretch>
-                        </pic:blipFill>
-                        <pic:spPr bwMode="auto">
-                          <a:xfrm>
-                            <a:off x="0" y="0"/>
-                            <a:ext cx="1047750" cy="790575"/>
-                          </a:xfrm>
-                          <a:prstGeom prst="rect">
-                            <a:avLst/>
-                          </a:prstGeom>
-                        </pic:spPr>
-                      </pic:pic>
-                    </a:graphicData>
-                  </a:graphic>
-                </wp:inline>
-              </w:drawing>
-            </w:r>
-          </w:p>
-        </w:tc>
-        <w:tc>
-          <w:tcPr>
-            <w:tcW w:type="dxa" w:w="7560"/>
-            <w:tcMar>
-              <w:top w:type="dxa" w:w="100"/>
-              <w:left w:type="dxa" w:w="40"/>
-              <w:bottom w:type="dxa" w:w="100"/>
-              <w:right w:type="dxa" w:w="40"/>
-            </w:tcMar>
-            <w:vAlign w:val="center"/>
-          </w:tcPr>
-          <w:p>
-            <w:pPr>
-              <w:spacing w:after="50"/>
-            </w:pPr>
-            <w:r>
-              <w:rPr>
-                <w:b/>
-                <w:bCs/>
-                <w:color w:val="12355B"/>
-                <w:sz w:val="24"/>
-                <w:szCs w:val="24"/>
-              </w:rPr>
-              <w:t xml:space="preserve">Composite figure</w:t>
-            </w:r>
-            <w:r>
-              <w:rPr>
-                <w:i/>
-                <w:iCs/>
-                <w:color w:val="5F6F80"/>
-                <w:sz w:val="19"/>
-                <w:szCs w:val="19"/>
-              </w:rPr>
-              <w:t xml:space="preserve">   Figura compuesta</w:t>
-            </w:r>
-          </w:p>
-          <w:p>
-            <w:pPr>
-              <w:spacing w:after="40"/>
-            </w:pPr>
-            <w:r>
-              <w:rPr>
-                <w:sz w:val="21"/>
-                <w:szCs w:val="21"/>
-              </w:rPr>
-              <w:t xml:space="preserve">A shape made by putting two or more simple shapes together.</w:t>
-            </w:r>
-          </w:p>
-          <w:p>
-            <w:pPr>
-              <w:spacing w:after="0"/>
-            </w:pPr>
-            <w:r>
-              <w:rPr>
-                <w:b/>
-                <w:bCs/>
-                <w:color w:val="1FA6A2"/>
-                <w:sz w:val="18"/>
-                <w:szCs w:val="18"/>
-              </w:rPr>
-              <w:t xml:space="preserve">Example:  </w:t>
-            </w:r>
-            <w:r>
-              <w:rPr>
-                <w:i/>
-                <w:iCs/>
-                <w:color w:val="5F6F80"/>
-                <w:sz w:val="18"/>
-                <w:szCs w:val="18"/>
-              </w:rPr>
-              <w:t xml:space="preserve">A house shape = rectangle (walls) + triangle (roof); find each area, then add them together</w:t>
-            </w:r>
-          </w:p>
-        </w:tc>
-      </w:tr>
-    </w:tbl>
-    <w:tbl>
-      <w:tblPr>
-        <w:tblW w:type="pct" w:w="100%"/>
-        <w:tblBorders>
-          <w:top w:val="none" w:color="FFFFFF" w:sz="0"/>
-          <w:left w:val="none" w:color="FFFFFF" w:sz="0"/>
-          <w:bottom w:val="single" w:color="C7D2DD" w:sz="4"/>
-          <w:right w:val="none" w:color="FFFFFF" w:sz="0"/>
-          <w:insideH w:val="none" w:color="FFFFFF" w:sz="0"/>
-          <w:insideV w:val="none" w:color="FFFFFF" w:sz="0"/>
-        </w:tblBorders>
-      </w:tblPr>
-      <w:tblGrid>
-        <w:gridCol w:w="1800"/>
-        <w:gridCol w:w="7560"/>
-      </w:tblGrid>
-      <w:tr>
-        <w:trPr>
-          <w:cantSplit/>
-        </w:trPr>
-        <w:tc>
-          <w:tcPr>
-            <w:tcW w:type="dxa" w:w="1800"/>
-            <w:tcMar>
-              <w:top w:type="dxa" w:w="100"/>
-              <w:left w:type="dxa" w:w="40"/>
-              <w:bottom w:type="dxa" w:w="100"/>
-              <w:right w:type="dxa" w:w="120"/>
-            </w:tcMar>
-            <w:vAlign w:val="center"/>
-          </w:tcPr>
-          <w:p>
-            <w:pPr>
-              <w:spacing w:after="0"/>
-              <w:jc w:val="center"/>
-            </w:pPr>
-            <w:r>
-              <w:drawing>
-                <wp:inline distT="0" distB="0" distL="0" distR="0">
-                  <wp:extent cx="1047750" cy="790575"/>
-                  <wp:effectExtent t="0" r="0" b="0" l="0"/>
-                  <wp:docPr id="1" name="" descr="" title=""/>
-                  <wp:cNvGraphicFramePr>
-                    <a:graphicFrameLocks xmlns:a="http://schemas.openxmlformats.org/drawingml/2006/main" noChangeAspect="1"/>
-                  </wp:cNvGraphicFramePr>
-                  <a:graphic xmlns:a="http://schemas.openxmlformats.org/drawingml/2006/main">
-                    <a:graphicData uri="http://schemas.openxmlformats.org/drawingml/2006/picture">
-                      <pic:pic xmlns:pic="http://schemas.openxmlformats.org/drawingml/2006/picture">
-                        <pic:nvPicPr>
-                          <pic:cNvPr id="0" name="" descr=""/>
-                          <pic:cNvPicPr>
-                            <a:picLocks noChangeAspect="1" noChangeArrowheads="1"/>
-                          </pic:cNvPicPr>
-                        </pic:nvPicPr>
-                        <pic:blipFill>
                           <a:blip r:embed="rId12" cstate="none"/>
                           <a:srcRect/>
                           <a:stretch>
@@ -1260,7 +1106,7 @@
                 <w:sz w:val="21"/>
                 <w:szCs w:val="21"/>
               </w:rPr>
-              <w:t xml:space="preserve">Regular Polygon      •      Decompose      •      Triangle      •      Composite      •      Composite figure      •      Formula</w:t>
+              <w:t xml:space="preserve">Regular Polygon      •      Decompose      •      Triangle      •      Composite      •      Formula</w:t>
             </w:r>
           </w:p>
         </w:tc>
@@ -1375,28 +1221,6 @@
           <w:szCs w:val="22"/>
         </w:rPr>
         <w:t xml:space="preserve">5.  </w:t>
-      </w:r>
-      <w:r>
-        <w:rPr>
-          <w:sz w:val="22"/>
-          <w:szCs w:val="22"/>
-        </w:rPr>
-        <w:t xml:space="preserve">A shape made of two or more basic shapes combined is a ___.</w:t>
-      </w:r>
-    </w:p>
-    <w:p>
-      <w:pPr>
-        <w:spacing w:after="120" w:before="80"/>
-      </w:pPr>
-      <w:r>
-        <w:rPr>
-          <w:b/>
-          <w:bCs/>
-          <w:color w:val="12355B"/>
-          <w:sz w:val="22"/>
-          <w:szCs w:val="22"/>
-        </w:rPr>
-        <w:t xml:space="preserve">6.  </w:t>
       </w:r>
       <w:r>
         <w:rPr>
@@ -2531,6 +2355,32 @@
     </w:p>
     <w:p>
       <w:pPr>
+        <w:pStyle w:val="Heading2"/>
+        <w:spacing w:after="80" w:before="180"/>
+      </w:pPr>
+      <w:r>
+        <w:rPr>
+          <w:b/>
+          <w:bCs/>
+          <w:color w:val="12355B"/>
+          <w:sz w:val="24"/>
+          <w:szCs w:val="24"/>
+        </w:rPr>
+        <w:t xml:space="preserve">Level 1 Support</w:t>
+      </w:r>
+      <w:r>
+        <w:rPr>
+          <w:i/>
+          <w:iCs/>
+          <w:color w:val="1FA6A2"/>
+          <w:sz w:val="19"/>
+          <w:szCs w:val="19"/>
+        </w:rPr>
+        <w:t xml:space="preserve">   extra scaffolding</w:t>
+      </w:r>
+    </w:p>
+    <w:p>
+      <w:pPr>
         <w:keepNext/>
         <w:spacing w:after="60" w:before="160"/>
       </w:pPr>
@@ -2791,266 +2641,6 @@
     </w:tbl>
     <w:p>
       <w:pPr>
-        <w:keepNext/>
-        <w:spacing w:after="60" w:before="160"/>
-      </w:pPr>
-      <w:r>
-        <w:rPr>
-          <w:b/>
-          <w:bCs/>
-          <w:color w:val="12355B"/>
-          <w:sz w:val="22"/>
-          <w:szCs w:val="22"/>
-        </w:rPr>
-        <w:t xml:space="preserve">3.  </w:t>
-      </w:r>
-      <w:r>
-        <w:rPr>
-          <w:b/>
-          <w:bCs/>
-          <w:sz w:val="21"/>
-          <w:szCs w:val="21"/>
-        </w:rPr>
-        <w:t xml:space="preserve">A regular hexagonal floor tile splits from its center into 6 congruent triangles, each with an area of 12 cm². What is the total area of the tile?</w:t>
-      </w:r>
-    </w:p>
-    <w:p>
-      <w:pPr>
-        <w:spacing w:after="40"/>
-        <w:ind w:left="420"/>
-      </w:pPr>
-      <w:r>
-        <w:rPr>
-          <w:sz w:val="20"/>
-          <w:szCs w:val="20"/>
-        </w:rPr>
-        <w:t xml:space="preserve">A)  72 cm²</w:t>
-      </w:r>
-    </w:p>
-    <w:p>
-      <w:pPr>
-        <w:spacing w:after="40"/>
-        <w:ind w:left="420"/>
-      </w:pPr>
-      <w:r>
-        <w:rPr>
-          <w:sz w:val="20"/>
-          <w:szCs w:val="20"/>
-        </w:rPr>
-        <w:t xml:space="preserve">B)  12 cm²</w:t>
-      </w:r>
-    </w:p>
-    <w:p>
-      <w:pPr>
-        <w:spacing w:after="40"/>
-        <w:ind w:left="420"/>
-      </w:pPr>
-      <w:r>
-        <w:rPr>
-          <w:sz w:val="20"/>
-          <w:szCs w:val="20"/>
-        </w:rPr>
-        <w:t xml:space="preserve">C)  36 cm²</w:t>
-      </w:r>
-    </w:p>
-    <w:p>
-      <w:pPr>
-        <w:spacing w:after="40"/>
-        <w:ind w:left="420"/>
-      </w:pPr>
-      <w:r>
-        <w:rPr>
-          <w:sz w:val="20"/>
-          <w:szCs w:val="20"/>
-        </w:rPr>
-        <w:t xml:space="preserve">D)  18 cm²</w:t>
-      </w:r>
-    </w:p>
-    <w:p>
-      <w:pPr>
-        <w:spacing w:after="20"/>
-      </w:pPr>
-      <w:r>
-        <w:t xml:space="preserve"/>
-      </w:r>
-    </w:p>
-    <w:tbl>
-      <w:tblPr>
-        <w:tblW w:type="pct" w:w="100%"/>
-        <w:tblBorders>
-          <w:top w:val="single" w:color="C7D2DD" w:sz="6"/>
-          <w:left w:val="single" w:color="C7D2DD" w:sz="6"/>
-          <w:bottom w:val="single" w:color="C7D2DD" w:sz="6"/>
-          <w:right w:val="single" w:color="C7D2DD" w:sz="6"/>
-          <w:insideH w:val="single" w:color="auto" w:sz="4"/>
-          <w:insideV w:val="single" w:color="auto" w:sz="4"/>
-        </w:tblBorders>
-      </w:tblPr>
-      <w:tblGrid>
-        <w:gridCol w:w="100"/>
-      </w:tblGrid>
-      <w:tr>
-        <w:tc>
-          <w:tcPr>
-            <w:shd w:fill="FBF3E2" w:color="auto" w:val="clear"/>
-            <w:tcMar>
-              <w:top w:type="dxa" w:w="60"/>
-              <w:left w:type="dxa" w:w="120"/>
-              <w:bottom w:type="dxa" w:w="60"/>
-              <w:right w:type="dxa" w:w="120"/>
-            </w:tcMar>
-          </w:tcPr>
-          <w:p>
-            <w:pPr>
-              <w:spacing w:after="0" w:line="320"/>
-            </w:pPr>
-            <w:r>
-              <w:t xml:space="preserve"/>
-            </w:r>
-          </w:p>
-          <w:p>
-            <w:pPr>
-              <w:spacing w:after="0" w:line="320"/>
-            </w:pPr>
-            <w:r>
-              <w:t xml:space="preserve"/>
-            </w:r>
-          </w:p>
-        </w:tc>
-      </w:tr>
-    </w:tbl>
-    <w:p>
-      <w:pPr>
-        <w:keepNext/>
-        <w:spacing w:after="60" w:before="160"/>
-      </w:pPr>
-      <w:r>
-        <w:rPr>
-          <w:b/>
-          <w:bCs/>
-          <w:color w:val="12355B"/>
-          <w:sz w:val="22"/>
-          <w:szCs w:val="22"/>
-        </w:rPr>
-        <w:t xml:space="preserve">4.  </w:t>
-      </w:r>
-      <w:r>
-        <w:rPr>
-          <w:b/>
-          <w:bCs/>
-          <w:sz w:val="21"/>
-          <w:szCs w:val="21"/>
-        </w:rPr>
-        <w:t xml:space="preserve">A regular pentagonal tile splits into 5 congruent triangles. Each triangle has a base of 4 in and a height of 6 in. What is the total area of the tile?</w:t>
-      </w:r>
-    </w:p>
-    <w:p>
-      <w:pPr>
-        <w:spacing w:after="40"/>
-        <w:ind w:left="420"/>
-      </w:pPr>
-      <w:r>
-        <w:rPr>
-          <w:sz w:val="20"/>
-          <w:szCs w:val="20"/>
-        </w:rPr>
-        <w:t xml:space="preserve">A)  60 in²</w:t>
-      </w:r>
-    </w:p>
-    <w:p>
-      <w:pPr>
-        <w:spacing w:after="40"/>
-        <w:ind w:left="420"/>
-      </w:pPr>
-      <w:r>
-        <w:rPr>
-          <w:sz w:val="20"/>
-          <w:szCs w:val="20"/>
-        </w:rPr>
-        <w:t xml:space="preserve">B)  12 in²</w:t>
-      </w:r>
-    </w:p>
-    <w:p>
-      <w:pPr>
-        <w:spacing w:after="40"/>
-        <w:ind w:left="420"/>
-      </w:pPr>
-      <w:r>
-        <w:rPr>
-          <w:sz w:val="20"/>
-          <w:szCs w:val="20"/>
-        </w:rPr>
-        <w:t xml:space="preserve">C)  24 in²</w:t>
-      </w:r>
-    </w:p>
-    <w:p>
-      <w:pPr>
-        <w:spacing w:after="40"/>
-        <w:ind w:left="420"/>
-      </w:pPr>
-      <w:r>
-        <w:rPr>
-          <w:sz w:val="20"/>
-          <w:szCs w:val="20"/>
-        </w:rPr>
-        <w:t xml:space="preserve">D)  120 in²</w:t>
-      </w:r>
-    </w:p>
-    <w:p>
-      <w:pPr>
-        <w:spacing w:after="20"/>
-      </w:pPr>
-      <w:r>
-        <w:t xml:space="preserve"/>
-      </w:r>
-    </w:p>
-    <w:tbl>
-      <w:tblPr>
-        <w:tblW w:type="pct" w:w="100%"/>
-        <w:tblBorders>
-          <w:top w:val="single" w:color="C7D2DD" w:sz="6"/>
-          <w:left w:val="single" w:color="C7D2DD" w:sz="6"/>
-          <w:bottom w:val="single" w:color="C7D2DD" w:sz="6"/>
-          <w:right w:val="single" w:color="C7D2DD" w:sz="6"/>
-          <w:insideH w:val="single" w:color="auto" w:sz="4"/>
-          <w:insideV w:val="single" w:color="auto" w:sz="4"/>
-        </w:tblBorders>
-      </w:tblPr>
-      <w:tblGrid>
-        <w:gridCol w:w="100"/>
-      </w:tblGrid>
-      <w:tr>
-        <w:tc>
-          <w:tcPr>
-            <w:shd w:fill="FBF3E2" w:color="auto" w:val="clear"/>
-            <w:tcMar>
-              <w:top w:type="dxa" w:w="60"/>
-              <w:left w:type="dxa" w:w="120"/>
-              <w:bottom w:type="dxa" w:w="60"/>
-              <w:right w:type="dxa" w:w="120"/>
-            </w:tcMar>
-          </w:tcPr>
-          <w:p>
-            <w:pPr>
-              <w:spacing w:after="0" w:line="320"/>
-            </w:pPr>
-            <w:r>
-              <w:t xml:space="preserve"/>
-            </w:r>
-          </w:p>
-          <w:p>
-            <w:pPr>
-              <w:spacing w:after="0" w:line="320"/>
-            </w:pPr>
-            <w:r>
-              <w:t xml:space="preserve"/>
-            </w:r>
-          </w:p>
-        </w:tc>
-      </w:tr>
-    </w:tbl>
-    <w:p>
-      <w:pPr>
         <w:pStyle w:val="Heading1"/>
         <w:pageBreakBefore/>
         <w:pBdr>
@@ -3319,27 +2909,6 @@
           <w:sz w:val="21"/>
           <w:szCs w:val="21"/>
         </w:rPr>
-        <w:t xml:space="preserve">Composite figure</w:t>
-      </w:r>
-    </w:p>
-    <w:p>
-      <w:pPr>
-        <w:spacing w:after="80"/>
-      </w:pPr>
-      <w:r>
-        <w:rPr>
-          <w:b/>
-          <w:bCs/>
-          <w:sz w:val="21"/>
-          <w:szCs w:val="21"/>
-        </w:rPr>
-        <w:t xml:space="preserve">Notes 6:  </w:t>
-      </w:r>
-      <w:r>
-        <w:rPr>
-          <w:sz w:val="21"/>
-          <w:szCs w:val="21"/>
-        </w:rPr>
         <w:t xml:space="preserve">Formula</w:t>
       </w:r>
     </w:p>
@@ -3419,23 +2988,17 @@
     </w:p>
     <w:p>
       <w:pPr>
-        <w:spacing w:after="80"/>
-      </w:pPr>
-      <w:r>
-        <w:rPr>
-          <w:b/>
-          <w:bCs/>
-          <w:sz w:val="21"/>
-          <w:szCs w:val="21"/>
-        </w:rPr>
-        <w:t xml:space="preserve">1.  </w:t>
-      </w:r>
-      <w:r>
-        <w:rPr>
-          <w:sz w:val="21"/>
-          <w:szCs w:val="21"/>
-        </w:rPr>
-        <w:t xml:space="preserve">A)  42 sq cm</w:t>
+        <w:spacing w:after="100"/>
+      </w:pPr>
+      <w:r>
+        <w:rPr>
+          <w:b/>
+          <w:bCs/>
+          <w:color w:val="B97A12"/>
+          <w:sz w:val="20"/>
+          <w:szCs w:val="20"/>
+        </w:rPr>
+        <w:t xml:space="preserve">Watch for this mistake:  </w:t>
       </w:r>
       <w:r>
         <w:rPr>
@@ -3445,7 +3008,23 @@
           <w:sz w:val="19"/>
           <w:szCs w:val="19"/>
         </w:rPr>
-        <w:t xml:space="preserve">  — Each triangle: ½ × 4 × 3.5 = 7 sq cm. Total: 6 × 7 = 42 sq cm.</w:t>
+        <w:t xml:space="preserve">A common mistake in Area of Regular Polygons is stopping after finding the area of ONE triangle and reporting that as the total area — or adding the number of triangles instead of multiplying. Remember: total area = (one triangle's area) × (number of sides), not (one triangle's area) + (number of sides).</w:t>
+      </w:r>
+    </w:p>
+    <w:p>
+      <w:pPr>
+        <w:pStyle w:val="Heading2"/>
+        <w:spacing w:after="80" w:before="180"/>
+      </w:pPr>
+      <w:r>
+        <w:rPr>
+          <w:b/>
+          <w:bCs/>
+          <w:color w:val="12355B"/>
+          <w:sz w:val="24"/>
+          <w:szCs w:val="24"/>
+        </w:rPr>
+        <w:t xml:space="preserve">Level 1 Support</w:t>
       </w:r>
     </w:p>
     <w:p>
@@ -3459,14 +3038,14 @@
           <w:sz w:val="21"/>
           <w:szCs w:val="21"/>
         </w:rPr>
-        <w:t xml:space="preserve">2.  </w:t>
-      </w:r>
-      <w:r>
-        <w:rPr>
-          <w:sz w:val="21"/>
-          <w:szCs w:val="21"/>
-        </w:rPr>
-        <w:t xml:space="preserve">A)  5</w:t>
+        <w:t xml:space="preserve">1.  </w:t>
+      </w:r>
+      <w:r>
+        <w:rPr>
+          <w:sz w:val="21"/>
+          <w:szCs w:val="21"/>
+        </w:rPr>
+        <w:t xml:space="preserve">A)  42 sq cm</w:t>
       </w:r>
       <w:r>
         <w:rPr>
@@ -3476,7 +3055,7 @@
           <w:sz w:val="19"/>
           <w:szCs w:val="19"/>
         </w:rPr>
-        <w:t xml:space="preserve">  — A regular pentagon has 5 sides, so drawing lines from the center to each vertex creates 5 equal triangles.</w:t>
+        <w:t xml:space="preserve">  — Each triangle: ½ × 4 × 3.5 = 7 sq cm. Total: 6 × 7 = 42 sq cm.</w:t>
       </w:r>
     </w:p>
     <w:p>
@@ -3490,14 +3069,14 @@
           <w:sz w:val="21"/>
           <w:szCs w:val="21"/>
         </w:rPr>
-        <w:t xml:space="preserve">3.  </w:t>
-      </w:r>
-      <w:r>
-        <w:rPr>
-          <w:sz w:val="21"/>
-          <w:szCs w:val="21"/>
-        </w:rPr>
-        <w:t xml:space="preserve">A)  72 cm²</w:t>
+        <w:t xml:space="preserve">2.  </w:t>
+      </w:r>
+      <w:r>
+        <w:rPr>
+          <w:sz w:val="21"/>
+          <w:szCs w:val="21"/>
+        </w:rPr>
+        <w:t xml:space="preserve">A)  5</w:t>
       </w:r>
       <w:r>
         <w:rPr>
@@ -3507,38 +3086,7 @@
           <w:sz w:val="19"/>
           <w:szCs w:val="19"/>
         </w:rPr>
-        <w:t xml:space="preserve">  — A hexagon has 6 sides, so it splits into 6 equal triangles. Total = 6 × 12 = 72 cm².</w:t>
-      </w:r>
-    </w:p>
-    <w:p>
-      <w:pPr>
-        <w:spacing w:after="80"/>
-      </w:pPr>
-      <w:r>
-        <w:rPr>
-          <w:b/>
-          <w:bCs/>
-          <w:sz w:val="21"/>
-          <w:szCs w:val="21"/>
-        </w:rPr>
-        <w:t xml:space="preserve">4.  </w:t>
-      </w:r>
-      <w:r>
-        <w:rPr>
-          <w:sz w:val="21"/>
-          <w:szCs w:val="21"/>
-        </w:rPr>
-        <w:t xml:space="preserve">A)  60 in²</w:t>
-      </w:r>
-      <w:r>
-        <w:rPr>
-          <w:i/>
-          <w:iCs/>
-          <w:color w:val="5F6F80"/>
-          <w:sz w:val="19"/>
-          <w:szCs w:val="19"/>
-        </w:rPr>
-        <w:t xml:space="preserve">  — One triangle = ½ × 4 × 6 = 12 in². A pentagon has 5 triangles, so total = 5 × 12 = 60 in².</w:t>
+        <w:t xml:space="preserve">  — A regular pentagon has 5 sides, so drawing lines from the center to each vertex creates 5 equal triangles.</w:t>
       </w:r>
     </w:p>
     <w:p>

--- a/lessons/5-4/downloads/5-4-notes-teacher.docx
+++ b/lessons/5-4/downloads/5-4-notes-teacher.docx
@@ -1247,7 +1247,22 @@
           <w:sz w:val="30"/>
           <w:szCs w:val="30"/>
         </w:rPr>
-        <w:t xml:space="preserve">Worked Example</w:t>
+        <w:t xml:space="preserve">Write About the Math</w:t>
+      </w:r>
+    </w:p>
+    <w:p>
+      <w:pPr>
+        <w:spacing w:after="100"/>
+      </w:pPr>
+      <w:r>
+        <w:rPr>
+          <w:i/>
+          <w:iCs/>
+          <w:color w:val="5F6F80"/>
+          <w:sz w:val="19"/>
+          <w:szCs w:val="19"/>
+        </w:rPr>
+        <w:t xml:space="preserve">Use the support level you need. Every level answers the same math question.</w:t>
       </w:r>
     </w:p>
     <w:p>
@@ -1263,17 +1278,17 @@
           <w:sz w:val="24"/>
           <w:szCs w:val="24"/>
         </w:rPr>
-        <w:t xml:space="preserve">Watch &amp; Read</w:t>
+        <w:t xml:space="preserve">1. Understand the Question</w:t>
       </w:r>
       <w:r>
         <w:rPr>
           <w:i/>
           <w:iCs/>
-          <w:color w:val="1FA6A2"/>
+          <w:color w:val="B97A12"/>
           <w:sz w:val="19"/>
           <w:szCs w:val="19"/>
         </w:rPr>
-        <w:t xml:space="preserve">   I Do — follow along with your teacher</w:t>
+        <w:t xml:space="preserve">   explain</w:t>
       </w:r>
     </w:p>
     <w:tbl>
@@ -1308,25 +1323,44 @@
             </w:pPr>
             <w:r>
               <w:rPr>
+                <w:color w:val="1A2733"/>
+                <w:sz w:val="21"/>
+                <w:szCs w:val="21"/>
+              </w:rPr>
+              <w:t xml:space="preserve">You matched each regular polygon to its number of center triangles. What pattern connects the number of SIDES to the number of TRIANGLES, and why?</w:t>
+            </w:r>
+          </w:p>
+          <w:p>
+            <w:pPr>
+              <w:spacing w:after="0"/>
+            </w:pPr>
+            <w:r>
+              <w:rPr>
                 <w:b/>
                 <w:bCs/>
                 <w:color w:val="12355B"/>
-                <w:sz w:val="22"/>
-                <w:szCs w:val="22"/>
+                <w:sz w:val="20"/>
+                <w:szCs w:val="20"/>
               </w:rPr>
-              <w:t xml:space="preserve">Blueprint Review</w:t>
-            </w:r>
-          </w:p>
-          <w:p>
-            <w:pPr>
-              <w:spacing w:after="0"/>
-            </w:pPr>
+              <w:t xml:space="preserve">Your job:  </w:t>
+            </w:r>
             <w:r>
               <w:rPr>
-                <w:sz w:val="21"/>
-                <w:szCs w:val="21"/>
+                <w:sz w:val="20"/>
+                <w:szCs w:val="20"/>
               </w:rPr>
-              <w:t xml:space="preserve">Your architecture firm is designing a hexagonal skylight for the lobby of a new museum. The glass fabricator needs to know the total area so they can cut the correct amount of glass. Each side of the hexagon is 6 feet, and the height of each triangle formed from the center is 5.2 feet.</w:t>
+              <w:t xml:space="preserve">Answer the question. Use math evidence. Explain how the evidence proves your answer.</w:t>
+            </w:r>
+            <w:r>
+              <w:rPr>
+                <w:i/>
+                <w:iCs/>
+                <w:color w:val="5F6F80"/>
+                <w:sz w:val="18"/>
+                <w:szCs w:val="18"/>
+              </w:rPr>
+              <w:br/>
+              <w:t xml:space="preserve">Responde la pregunta. Usa evidencia matemática. Explica cómo la evidencia demuestra tu respuesta.</w:t>
             </w:r>
           </w:p>
         </w:tc>
@@ -1334,94 +1368,6 @@
     </w:tbl>
     <w:p>
       <w:pPr>
-        <w:spacing w:after="80"/>
-      </w:pPr>
-      <w:r>
-        <w:t xml:space="preserve"/>
-      </w:r>
-    </w:p>
-    <w:p>
-      <w:pPr>
-        <w:spacing w:after="50" w:before="60"/>
-      </w:pPr>
-      <w:r>
-        <w:rPr>
-          <w:b/>
-          <w:bCs/>
-          <w:color w:val="12355B"/>
-          <w:sz w:val="21"/>
-          <w:szCs w:val="21"/>
-        </w:rPr>
-        <w:t xml:space="preserve">Think about:</w:t>
-      </w:r>
-    </w:p>
-    <w:p>
-      <w:pPr>
-        <w:spacing w:after="40"/>
-        <w:ind w:left="300"/>
-      </w:pPr>
-      <w:r>
-        <w:rPr>
-          <w:sz w:val="20"/>
-          <w:szCs w:val="20"/>
-        </w:rPr>
-        <w:t xml:space="preserve">•  What shape is the skylight?</w:t>
-      </w:r>
-    </w:p>
-    <w:p>
-      <w:pPr>
-        <w:spacing w:after="40"/>
-        <w:ind w:left="300"/>
-      </w:pPr>
-      <w:r>
-        <w:rPr>
-          <w:sz w:val="20"/>
-          <w:szCs w:val="20"/>
-        </w:rPr>
-        <w:t xml:space="preserve">•  How many sides does a hexagon have?</w:t>
-      </w:r>
-    </w:p>
-    <w:p>
-      <w:pPr>
-        <w:spacing w:after="40"/>
-        <w:ind w:left="300"/>
-      </w:pPr>
-      <w:r>
-        <w:rPr>
-          <w:sz w:val="20"/>
-          <w:szCs w:val="20"/>
-        </w:rPr>
-        <w:t xml:space="preserve">•  Can you see smaller shapes inside the hexagon?</w:t>
-      </w:r>
-    </w:p>
-    <w:p>
-      <w:pPr>
-        <w:spacing w:after="40"/>
-        <w:ind w:left="300"/>
-      </w:pPr>
-      <w:r>
-        <w:rPr>
-          <w:sz w:val="20"/>
-          <w:szCs w:val="20"/>
-        </w:rPr>
-        <w:t xml:space="preserve">•  How can we break a hexagon into shapes whose area we already know?</w:t>
-      </w:r>
-    </w:p>
-    <w:p>
-      <w:pPr>
-        <w:spacing w:after="40"/>
-        <w:ind w:left="300"/>
-      </w:pPr>
-      <w:r>
-        <w:rPr>
-          <w:sz w:val="20"/>
-          <w:szCs w:val="20"/>
-        </w:rPr>
-        <w:t xml:space="preserve">•  Does this strategy work for other regular polygons?</w:t>
-      </w:r>
-    </w:p>
-    <w:p>
-      <w:pPr>
         <w:pStyle w:val="Heading2"/>
         <w:spacing w:after="80" w:before="180"/>
       </w:pPr>
@@ -1433,7 +1379,7 @@
           <w:sz w:val="24"/>
           <w:szCs w:val="24"/>
         </w:rPr>
-        <w:t xml:space="preserve">Solved Example</w:t>
+        <w:t xml:space="preserve">2. Plan Your Math Words</w:t>
       </w:r>
       <w:r>
         <w:rPr>
@@ -1443,150 +1389,299 @@
           <w:sz w:val="19"/>
           <w:szCs w:val="19"/>
         </w:rPr>
-        <w:t xml:space="preserve">   I Do — watch each step</w:t>
-      </w:r>
-    </w:p>
-    <w:p>
-      <w:pPr>
-        <w:keepNext/>
-        <w:spacing w:after="40"/>
-      </w:pPr>
-      <w:r>
-        <w:rPr>
-          <w:b/>
-          <w:bCs/>
-          <w:color w:val="12355B"/>
-          <w:sz w:val="21"/>
-          <w:szCs w:val="21"/>
-        </w:rPr>
-        <w:t xml:space="preserve">Problem:  </w:t>
-      </w:r>
-      <w:r>
-        <w:rPr>
-          <w:sz w:val="21"/>
-          <w:szCs w:val="21"/>
-        </w:rPr>
-        <w:t xml:space="preserve">A regular hexagon is divided into 6 equal triangles from the center. Each triangle has a base of 6 ft and a height of 5.2 ft. What is the area of one triangle?</w:t>
-      </w:r>
-    </w:p>
-    <w:p>
-      <w:pPr>
-        <w:spacing w:after="30"/>
-        <w:ind w:left="420"/>
-      </w:pPr>
-      <w:r>
-        <w:rPr>
+        <w:t xml:space="preserve">   check at least two</w:t>
+      </w:r>
+    </w:p>
+    <w:p>
+      <w:pPr>
+        <w:spacing w:after="60"/>
+      </w:pPr>
+      <w:r>
+        <w:rPr>
+          <w:b/>
+          <w:bCs/>
+          <w:color w:val="1FA6A2"/>
+          <w:sz w:val="22"/>
+          <w:szCs w:val="22"/>
+        </w:rPr>
+        <w:t xml:space="preserve">☐  </w:t>
+      </w:r>
+      <w:r>
+        <w:rPr>
+          <w:b/>
+          <w:bCs/>
+          <w:color w:val="12355B"/>
           <w:sz w:val="20"/>
           <w:szCs w:val="20"/>
         </w:rPr>
-        <w:t xml:space="preserve">A)  15.6 sq ft</w:t>
-      </w:r>
-    </w:p>
-    <w:p>
-      <w:pPr>
-        <w:spacing w:after="30"/>
-        <w:ind w:left="420"/>
-      </w:pPr>
+        <w:t xml:space="preserve">Regular Polygon — </w:t>
+      </w:r>
       <w:r>
         <w:rPr>
           <w:sz w:val="20"/>
           <w:szCs w:val="20"/>
         </w:rPr>
-        <w:t xml:space="preserve">B)  31.2 sq ft</w:t>
-      </w:r>
-    </w:p>
-    <w:p>
-      <w:pPr>
-        <w:spacing w:after="30"/>
-        <w:ind w:left="420"/>
-      </w:pPr>
-      <w:r>
-        <w:rPr>
+        <w:t xml:space="preserve">A shape where all sides and all angles are equal.</w:t>
+      </w:r>
+      <w:r>
+        <w:rPr>
+          <w:i/>
+          <w:iCs/>
+          <w:color w:val="5F6F80"/>
+          <w:sz w:val="18"/>
+          <w:szCs w:val="18"/>
+        </w:rPr>
+        <w:br/>
+        <w:t xml:space="preserve">Polígono regular — Una figura donde todos los lados y ángulos son iguales.</w:t>
+      </w:r>
+    </w:p>
+    <w:p>
+      <w:pPr>
+        <w:spacing w:after="60"/>
+      </w:pPr>
+      <w:r>
+        <w:rPr>
+          <w:b/>
+          <w:bCs/>
+          <w:color w:val="1FA6A2"/>
+          <w:sz w:val="22"/>
+          <w:szCs w:val="22"/>
+        </w:rPr>
+        <w:t xml:space="preserve">☐  </w:t>
+      </w:r>
+      <w:r>
+        <w:rPr>
+          <w:b/>
+          <w:bCs/>
+          <w:color w:val="12355B"/>
           <w:sz w:val="20"/>
           <w:szCs w:val="20"/>
         </w:rPr>
-        <w:t xml:space="preserve">C)  11.2 sq ft</w:t>
-      </w:r>
-    </w:p>
-    <w:p>
-      <w:pPr>
-        <w:spacing w:after="30"/>
-        <w:ind w:left="420"/>
-      </w:pPr>
+        <w:t xml:space="preserve">Decompose — </w:t>
+      </w:r>
       <w:r>
         <w:rPr>
           <w:sz w:val="20"/>
           <w:szCs w:val="20"/>
         </w:rPr>
-        <w:t xml:space="preserve">D)  15.6 ft</w:t>
-      </w:r>
-    </w:p>
-    <w:p>
-      <w:pPr>
-        <w:spacing w:after="20" w:before="50"/>
+        <w:t xml:space="preserve">To break a shape into smaller, simpler shapes.</w:t>
+      </w:r>
+      <w:r>
+        <w:rPr>
+          <w:i/>
+          <w:iCs/>
+          <w:color w:val="5F6F80"/>
+          <w:sz w:val="18"/>
+          <w:szCs w:val="18"/>
+        </w:rPr>
+        <w:br/>
+        <w:t xml:space="preserve">Descomponer — Separar una figura en figuras más pequeñas y simples.</w:t>
+      </w:r>
+    </w:p>
+    <w:p>
+      <w:pPr>
+        <w:spacing w:after="60"/>
       </w:pPr>
       <w:r>
         <w:rPr>
           <w:b/>
           <w:bCs/>
           <w:color w:val="1FA6A2"/>
-          <w:sz w:val="21"/>
-          <w:szCs w:val="21"/>
-        </w:rPr>
-        <w:t xml:space="preserve">Step 1:  </w:t>
-      </w:r>
-      <w:r>
-        <w:rPr>
-          <w:sz w:val="21"/>
-          <w:szCs w:val="21"/>
-        </w:rPr>
-        <w:t xml:space="preserve">A = ½ × b × h = ½ × 6 × 5.2 = 15.6 square feet.</w:t>
-      </w:r>
-    </w:p>
-    <w:p>
-      <w:pPr>
-        <w:spacing w:after="40" w:before="60"/>
-      </w:pPr>
-      <w:r>
-        <w:rPr>
-          <w:b/>
-          <w:bCs/>
-          <w:color w:val="12355B"/>
-          <w:sz w:val="21"/>
-          <w:szCs w:val="21"/>
-        </w:rPr>
-        <w:t xml:space="preserve">Answer:  </w:t>
-      </w:r>
-      <w:r>
-        <w:rPr>
-          <w:b/>
-          <w:bCs/>
-          <w:sz w:val="21"/>
-          <w:szCs w:val="21"/>
-        </w:rPr>
-        <w:t xml:space="preserve">A. 15.6 sq ft</w:t>
-      </w:r>
-    </w:p>
-    <w:p>
-      <w:pPr>
-        <w:pStyle w:val="Heading1"/>
-        <w:pageBreakBefore/>
-        <w:pBdr>
-          <w:bottom w:val="single" w:color="1FA6A2" w:sz="14" w:space="6"/>
-        </w:pBdr>
-        <w:spacing w:after="140" w:before="0"/>
-      </w:pPr>
-      <w:r>
-        <w:rPr>
-          <w:b/>
-          <w:bCs/>
-          <w:color w:val="12355B"/>
-          <w:sz w:val="30"/>
-          <w:szCs w:val="30"/>
-        </w:rPr>
-        <w:t xml:space="preserve">Guided Practice</w:t>
-      </w:r>
-    </w:p>
+          <w:sz w:val="22"/>
+          <w:szCs w:val="22"/>
+        </w:rPr>
+        <w:t xml:space="preserve">☐  </w:t>
+      </w:r>
+      <w:r>
+        <w:rPr>
+          <w:b/>
+          <w:bCs/>
+          <w:color w:val="12355B"/>
+          <w:sz w:val="20"/>
+          <w:szCs w:val="20"/>
+        </w:rPr>
+        <w:t xml:space="preserve">Triangle — </w:t>
+      </w:r>
+      <w:r>
+        <w:rPr>
+          <w:sz w:val="20"/>
+          <w:szCs w:val="20"/>
+        </w:rPr>
+        <w:t xml:space="preserve">A shape with three sides.</w:t>
+      </w:r>
+      <w:r>
+        <w:rPr>
+          <w:i/>
+          <w:iCs/>
+          <w:color w:val="5F6F80"/>
+          <w:sz w:val="18"/>
+          <w:szCs w:val="18"/>
+        </w:rPr>
+        <w:br/>
+        <w:t xml:space="preserve">Triángulo — Una figura de tres lados.</w:t>
+      </w:r>
+    </w:p>
+    <w:p>
+      <w:pPr>
+        <w:spacing w:after="60"/>
+      </w:pPr>
+      <w:r>
+        <w:rPr>
+          <w:b/>
+          <w:bCs/>
+          <w:color w:val="1FA6A2"/>
+          <w:sz w:val="22"/>
+          <w:szCs w:val="22"/>
+        </w:rPr>
+        <w:t xml:space="preserve">☐  </w:t>
+      </w:r>
+      <w:r>
+        <w:rPr>
+          <w:b/>
+          <w:bCs/>
+          <w:color w:val="12355B"/>
+          <w:sz w:val="20"/>
+          <w:szCs w:val="20"/>
+        </w:rPr>
+        <w:t xml:space="preserve">Composite — </w:t>
+      </w:r>
+      <w:r>
+        <w:rPr>
+          <w:sz w:val="20"/>
+          <w:szCs w:val="20"/>
+        </w:rPr>
+        <w:t xml:space="preserve">Made by putting two or more simple shapes together.</w:t>
+      </w:r>
+      <w:r>
+        <w:rPr>
+          <w:i/>
+          <w:iCs/>
+          <w:color w:val="5F6F80"/>
+          <w:sz w:val="18"/>
+          <w:szCs w:val="18"/>
+        </w:rPr>
+        <w:br/>
+        <w:t xml:space="preserve">Compuesto — Formada al juntar dos o más figuras simples.</w:t>
+      </w:r>
+    </w:p>
+    <w:p>
+      <w:pPr>
+        <w:spacing w:after="60"/>
+      </w:pPr>
+      <w:r>
+        <w:rPr>
+          <w:b/>
+          <w:bCs/>
+          <w:color w:val="1FA6A2"/>
+          <w:sz w:val="22"/>
+          <w:szCs w:val="22"/>
+        </w:rPr>
+        <w:t xml:space="preserve">☐  </w:t>
+      </w:r>
+      <w:r>
+        <w:rPr>
+          <w:b/>
+          <w:bCs/>
+          <w:color w:val="12355B"/>
+          <w:sz w:val="20"/>
+          <w:szCs w:val="20"/>
+        </w:rPr>
+        <w:t xml:space="preserve">Formula — </w:t>
+      </w:r>
+      <w:r>
+        <w:rPr>
+          <w:sz w:val="20"/>
+          <w:szCs w:val="20"/>
+        </w:rPr>
+        <w:t xml:space="preserve">A math rule written with symbols.</w:t>
+      </w:r>
+      <w:r>
+        <w:rPr>
+          <w:i/>
+          <w:iCs/>
+          <w:color w:val="5F6F80"/>
+          <w:sz w:val="18"/>
+          <w:szCs w:val="18"/>
+        </w:rPr>
+        <w:br/>
+        <w:t xml:space="preserve">Fórmula — Una regla matemática escrita con símbolos.</w:t>
+      </w:r>
+    </w:p>
+    <w:tbl>
+      <w:tblPr>
+        <w:tblW w:type="pct" w:w="100%"/>
+        <w:tblBorders>
+          <w:top w:val="single" w:color="1FA6A2" w:sz="8"/>
+          <w:left w:val="single" w:color="1FA6A2" w:sz="8"/>
+          <w:bottom w:val="single" w:color="1FA6A2" w:sz="8"/>
+          <w:right w:val="single" w:color="1FA6A2" w:sz="8"/>
+          <w:insideH w:val="single" w:color="auto" w:sz="4"/>
+          <w:insideV w:val="single" w:color="auto" w:sz="4"/>
+        </w:tblBorders>
+      </w:tblPr>
+      <w:tblGrid>
+        <w:gridCol w:w="100"/>
+      </w:tblGrid>
+      <w:tr>
+        <w:tc>
+          <w:tcPr>
+            <w:shd w:fill="F7FFFD" w:color="auto" w:val="clear"/>
+            <w:tcMar>
+              <w:top w:type="dxa" w:w="120"/>
+              <w:left w:type="dxa" w:w="180"/>
+              <w:bottom w:type="dxa" w:w="120"/>
+              <w:right w:type="dxa" w:w="180"/>
+            </w:tcMar>
+          </w:tcPr>
+          <w:p>
+            <w:pPr>
+              <w:spacing w:after="50"/>
+            </w:pPr>
+            <w:r>
+              <w:rPr>
+                <w:b/>
+                <w:bCs/>
+                <w:color w:val="1FA6A2"/>
+                <w:sz w:val="20"/>
+                <w:szCs w:val="20"/>
+              </w:rPr>
+              <w:t xml:space="preserve">Say it first:  </w:t>
+            </w:r>
+            <w:r>
+              <w:rPr>
+                <w:sz w:val="20"/>
+                <w:szCs w:val="20"/>
+              </w:rPr>
+              <w:t xml:space="preserve">Say your idea to a partner or quietly to yourself before you write.</w:t>
+            </w:r>
+          </w:p>
+          <w:p>
+            <w:pPr>
+              <w:spacing w:after="60"/>
+            </w:pPr>
+            <w:r>
+              <w:rPr>
+                <w:color w:val="1A2733"/>
+                <w:sz w:val="21"/>
+                <w:szCs w:val="21"/>
+              </w:rPr>
+              <w:t xml:space="preserve">I split each polygon into ___ triangles.</w:t>
+            </w:r>
+            <w:r>
+              <w:rPr>
+                <w:i/>
+                <w:iCs/>
+                <w:color w:val="5F6F80"/>
+                <w:sz w:val="19"/>
+                <w:szCs w:val="19"/>
+              </w:rPr>
+              <w:br/>
+              <w:t xml:space="preserve">Dividí cada polígono en ___ triángulos.</w:t>
+            </w:r>
+          </w:p>
+        </w:tc>
+      </w:tr>
+    </w:tbl>
     <w:p>
       <w:pPr>
         <w:pStyle w:val="Heading2"/>
@@ -1600,181 +1695,17 @@
           <w:sz w:val="24"/>
           <w:szCs w:val="24"/>
         </w:rPr>
-        <w:t xml:space="preserve">Solve Together</w:t>
+        <w:t xml:space="preserve">3. Build Your Explanation</w:t>
       </w:r>
       <w:r>
         <w:rPr>
           <w:i/>
           <w:iCs/>
-          <w:color w:val="6B4FA0"/>
+          <w:color w:val="B97A12"/>
           <w:sz w:val="19"/>
           <w:szCs w:val="19"/>
         </w:rPr>
-        <w:t xml:space="preserve">   We Do — work with your class</w:t>
-      </w:r>
-    </w:p>
-    <w:p>
-      <w:pPr>
-        <w:keepNext/>
-        <w:spacing w:after="40" w:before="40"/>
-      </w:pPr>
-      <w:r>
-        <w:rPr>
-          <w:b/>
-          <w:bCs/>
-          <w:color w:val="12355B"/>
-          <w:sz w:val="21"/>
-          <w:szCs w:val="21"/>
-        </w:rPr>
-        <w:t xml:space="preserve">Problem:  </w:t>
-      </w:r>
-      <w:r>
-        <w:rPr>
-          <w:sz w:val="21"/>
-          <w:szCs w:val="21"/>
-        </w:rPr>
-        <w:t xml:space="preserve">Using the triangle from the previous question, what is the total area of the hexagonal skylight?</w:t>
-      </w:r>
-    </w:p>
-    <w:p>
-      <w:pPr>
-        <w:spacing w:after="30"/>
-        <w:ind w:left="420"/>
-      </w:pPr>
-      <w:r>
-        <w:rPr>
-          <w:sz w:val="20"/>
-          <w:szCs w:val="20"/>
-        </w:rPr>
-        <w:t xml:space="preserve">A)  93.6 sq ft</w:t>
-      </w:r>
-    </w:p>
-    <w:p>
-      <w:pPr>
-        <w:spacing w:after="30"/>
-        <w:ind w:left="420"/>
-      </w:pPr>
-      <w:r>
-        <w:rPr>
-          <w:sz w:val="20"/>
-          <w:szCs w:val="20"/>
-        </w:rPr>
-        <w:t xml:space="preserve">B)  15.6 sq ft</w:t>
-      </w:r>
-    </w:p>
-    <w:p>
-      <w:pPr>
-        <w:spacing w:after="30"/>
-        <w:ind w:left="420"/>
-      </w:pPr>
-      <w:r>
-        <w:rPr>
-          <w:sz w:val="20"/>
-          <w:szCs w:val="20"/>
-        </w:rPr>
-        <w:t xml:space="preserve">C)  187.2 sq ft</w:t>
-      </w:r>
-    </w:p>
-    <w:p>
-      <w:pPr>
-        <w:spacing w:after="30"/>
-        <w:ind w:left="420"/>
-      </w:pPr>
-      <w:r>
-        <w:rPr>
-          <w:sz w:val="20"/>
-          <w:szCs w:val="20"/>
-        </w:rPr>
-        <w:t xml:space="preserve">D)  62.4 sq ft</w:t>
-      </w:r>
-    </w:p>
-    <w:p>
-      <w:pPr>
-        <w:keepNext/>
-        <w:spacing w:after="0" w:before="50"/>
-      </w:pPr>
-      <w:r>
-        <w:rPr>
-          <w:b/>
-          <w:bCs/>
-          <w:color w:val="6B4FA0"/>
-          <w:sz w:val="21"/>
-          <w:szCs w:val="21"/>
-        </w:rPr>
-        <w:t xml:space="preserve">Step 1:</w:t>
-      </w:r>
-    </w:p>
-    <w:p>
-      <w:pPr>
-        <w:pBdr>
-          <w:bottom w:val="single" w:color="AFBECC" w:sz="6"/>
-        </w:pBdr>
-        <w:spacing w:after="30" w:before="150"/>
-      </w:pPr>
-      <w:r>
-        <w:t xml:space="preserve"/>
-      </w:r>
-    </w:p>
-    <w:p>
-      <w:pPr>
-        <w:keepNext/>
-        <w:spacing w:after="0" w:before="50"/>
-      </w:pPr>
-      <w:r>
-        <w:rPr>
-          <w:b/>
-          <w:bCs/>
-          <w:color w:val="6B4FA0"/>
-          <w:sz w:val="21"/>
-          <w:szCs w:val="21"/>
-        </w:rPr>
-        <w:t xml:space="preserve">Step 2:</w:t>
-      </w:r>
-    </w:p>
-    <w:p>
-      <w:pPr>
-        <w:pBdr>
-          <w:bottom w:val="single" w:color="AFBECC" w:sz="6"/>
-        </w:pBdr>
-        <w:spacing w:after="30" w:before="150"/>
-      </w:pPr>
-      <w:r>
-        <w:t xml:space="preserve"/>
-      </w:r>
-    </w:p>
-    <w:p>
-      <w:pPr>
-        <w:keepNext/>
-        <w:spacing w:after="0" w:before="60"/>
-      </w:pPr>
-      <w:r>
-        <w:rPr>
-          <w:b/>
-          <w:bCs/>
-          <w:color w:val="12355B"/>
-          <w:sz w:val="21"/>
-          <w:szCs w:val="21"/>
-        </w:rPr>
-        <w:t xml:space="preserve">Answer:</w:t>
-      </w:r>
-    </w:p>
-    <w:p>
-      <w:pPr>
-        <w:pBdr>
-          <w:bottom w:val="single" w:color="AFBECC" w:sz="6"/>
-        </w:pBdr>
-        <w:spacing w:after="30" w:before="150"/>
-      </w:pPr>
-      <w:r>
-        <w:t xml:space="preserve"/>
-      </w:r>
-    </w:p>
-    <w:p>
-      <w:pPr>
-        <w:spacing w:after="80"/>
-      </w:pPr>
-      <w:r>
-        <w:t xml:space="preserve"/>
+        <w:t xml:space="preserve">   choose your support</w:t>
       </w:r>
     </w:p>
     <w:tbl>
@@ -1805,6 +1736,1371 @@
           </w:tcPr>
           <w:p>
             <w:pPr>
+              <w:spacing w:after="50"/>
+            </w:pPr>
+            <w:r>
+              <w:rPr>
+                <w:i/>
+                <w:iCs/>
+                <w:color w:val="5F6F80"/>
+                <w:sz w:val="19"/>
+                <w:szCs w:val="19"/>
+              </w:rPr>
+              <w:t xml:space="preserve">This model shows the parts of an explanation. It does not answer your writing question.</w:t>
+            </w:r>
+          </w:p>
+          <w:p>
+            <w:pPr>
+              <w:spacing w:after="80"/>
+            </w:pPr>
+            <w:r>
+              <w:rPr>
+                <w:b/>
+                <w:bCs/>
+                <w:color w:val="12355B"/>
+                <w:sz w:val="19"/>
+                <w:szCs w:val="19"/>
+              </w:rPr>
+              <w:t xml:space="preserve">Claim:  </w:t>
+            </w:r>
+            <w:r>
+              <w:rPr>
+                <w:sz w:val="19"/>
+                <w:szCs w:val="19"/>
+              </w:rPr>
+              <w:t xml:space="preserve">We decompose the hexagon into triangles because we already know how to find a triangle's area.</w:t>
+            </w:r>
+          </w:p>
+          <w:p>
+            <w:pPr>
+              <w:spacing w:after="80"/>
+            </w:pPr>
+            <w:r>
+              <w:rPr>
+                <w:b/>
+                <w:bCs/>
+                <w:color w:val="12355B"/>
+                <w:sz w:val="19"/>
+                <w:szCs w:val="19"/>
+              </w:rPr>
+              <w:t xml:space="preserve">Evidence:  </w:t>
+            </w:r>
+            <w:r>
+              <w:rPr>
+                <w:sz w:val="19"/>
+                <w:szCs w:val="19"/>
+              </w:rPr>
+              <w:t xml:space="preserve">Students explain that splitting the hexagon into 6 equal triangles lets them use the triangle area formula they already know, then combine the parts.</w:t>
+            </w:r>
+          </w:p>
+          <w:p>
+            <w:pPr>
+              <w:spacing w:after="80"/>
+            </w:pPr>
+            <w:r>
+              <w:rPr>
+                <w:b/>
+                <w:bCs/>
+                <w:color w:val="12355B"/>
+                <w:sz w:val="19"/>
+                <w:szCs w:val="19"/>
+              </w:rPr>
+              <w:t xml:space="preserve">Reasoning:  </w:t>
+            </w:r>
+            <w:r>
+              <w:rPr>
+                <w:sz w:val="19"/>
+                <w:szCs w:val="19"/>
+              </w:rPr>
+              <w:t xml:space="preserve">This evidence connects the definition of regular polygon to the mathematical claim.</w:t>
+            </w:r>
+          </w:p>
+        </w:tc>
+      </w:tr>
+    </w:tbl>
+    <w:p>
+      <w:pPr>
+        <w:pStyle w:val="Heading2"/>
+        <w:spacing w:after="80" w:before="180"/>
+      </w:pPr>
+      <w:r>
+        <w:rPr>
+          <w:b/>
+          <w:bCs/>
+          <w:color w:val="12355B"/>
+          <w:sz w:val="24"/>
+          <w:szCs w:val="24"/>
+        </w:rPr>
+        <w:t xml:space="preserve">Start</w:t>
+      </w:r>
+      <w:r>
+        <w:rPr>
+          <w:i/>
+          <w:iCs/>
+          <w:color w:val="1FA6A2"/>
+          <w:sz w:val="19"/>
+          <w:szCs w:val="19"/>
+        </w:rPr>
+        <w:t xml:space="preserve">   Most language support</w:t>
+      </w:r>
+    </w:p>
+    <w:p>
+      <w:pPr>
+        <w:spacing w:after="60"/>
+      </w:pPr>
+      <w:r>
+        <w:rPr>
+          <w:color w:val="1A2733"/>
+          <w:sz w:val="21"/>
+          <w:szCs w:val="21"/>
+        </w:rPr>
+        <w:t xml:space="preserve">Complete the frames. Use the word bank.</w:t>
+      </w:r>
+      <w:r>
+        <w:rPr>
+          <w:i/>
+          <w:iCs/>
+          <w:color w:val="5F6F80"/>
+          <w:sz w:val="19"/>
+          <w:szCs w:val="19"/>
+        </w:rPr>
+        <w:br/>
+        <w:t xml:space="preserve">Completa las oraciones. Usa el banco de palabras.</w:t>
+      </w:r>
+    </w:p>
+    <w:p>
+      <w:pPr>
+        <w:spacing w:after="60"/>
+      </w:pPr>
+      <w:r>
+        <w:rPr>
+          <w:color w:val="1A2733"/>
+          <w:sz w:val="21"/>
+          <w:szCs w:val="21"/>
+        </w:rPr>
+        <w:t xml:space="preserve">I split each polygon into ___ triangles.</w:t>
+      </w:r>
+      <w:r>
+        <w:rPr>
+          <w:i/>
+          <w:iCs/>
+          <w:color w:val="5F6F80"/>
+          <w:sz w:val="19"/>
+          <w:szCs w:val="19"/>
+        </w:rPr>
+        <w:br/>
+        <w:t xml:space="preserve">Dividí cada polígono en ___ triángulos.</w:t>
+      </w:r>
+    </w:p>
+    <w:p>
+      <w:pPr>
+        <w:spacing w:after="60"/>
+      </w:pPr>
+      <w:r>
+        <w:rPr>
+          <w:color w:val="1A2733"/>
+          <w:sz w:val="21"/>
+          <w:szCs w:val="21"/>
+        </w:rPr>
+        <w:t xml:space="preserve">The number of triangles equals the number of ___ because ___.</w:t>
+      </w:r>
+      <w:r>
+        <w:rPr>
+          <w:i/>
+          <w:iCs/>
+          <w:color w:val="5F6F80"/>
+          <w:sz w:val="19"/>
+          <w:szCs w:val="19"/>
+        </w:rPr>
+        <w:br/>
+        <w:t xml:space="preserve">El número de triángulos es igual al número de ___ porque ___.</w:t>
+      </w:r>
+    </w:p>
+    <w:tbl>
+      <w:tblPr>
+        <w:tblW w:type="pct" w:w="100%"/>
+        <w:tblBorders>
+          <w:top w:val="single" w:color="C7D2DD" w:sz="6"/>
+          <w:left w:val="single" w:color="C7D2DD" w:sz="6"/>
+          <w:bottom w:val="single" w:color="C7D2DD" w:sz="6"/>
+          <w:right w:val="single" w:color="C7D2DD" w:sz="6"/>
+          <w:insideH w:val="single" w:color="auto" w:sz="4"/>
+          <w:insideV w:val="single" w:color="auto" w:sz="4"/>
+        </w:tblBorders>
+      </w:tblPr>
+      <w:tblGrid>
+        <w:gridCol w:w="100"/>
+      </w:tblGrid>
+      <w:tr>
+        <w:tc>
+          <w:tcPr>
+            <w:shd w:fill="FBF3E2" w:color="auto" w:val="clear"/>
+            <w:tcMar>
+              <w:top w:type="dxa" w:w="60"/>
+              <w:left w:type="dxa" w:w="120"/>
+              <w:bottom w:type="dxa" w:w="60"/>
+              <w:right w:type="dxa" w:w="120"/>
+            </w:tcMar>
+          </w:tcPr>
+          <w:p>
+            <w:pPr>
+              <w:spacing w:after="0" w:line="320"/>
+            </w:pPr>
+            <w:r>
+              <w:t xml:space="preserve"/>
+            </w:r>
+          </w:p>
+          <w:p>
+            <w:pPr>
+              <w:spacing w:after="0" w:line="320"/>
+            </w:pPr>
+            <w:r>
+              <w:t xml:space="preserve"/>
+            </w:r>
+          </w:p>
+          <w:p>
+            <w:pPr>
+              <w:spacing w:after="0" w:line="320"/>
+            </w:pPr>
+            <w:r>
+              <w:t xml:space="preserve"/>
+            </w:r>
+          </w:p>
+        </w:tc>
+      </w:tr>
+    </w:tbl>
+    <w:p>
+      <w:pPr>
+        <w:pStyle w:val="Heading2"/>
+        <w:spacing w:after="80" w:before="180"/>
+      </w:pPr>
+      <w:r>
+        <w:rPr>
+          <w:b/>
+          <w:bCs/>
+          <w:color w:val="12355B"/>
+          <w:sz w:val="24"/>
+          <w:szCs w:val="24"/>
+        </w:rPr>
+        <w:t xml:space="preserve">Build</w:t>
+      </w:r>
+      <w:r>
+        <w:rPr>
+          <w:i/>
+          <w:iCs/>
+          <w:color w:val="B97A12"/>
+          <w:sz w:val="19"/>
+          <w:szCs w:val="19"/>
+        </w:rPr>
+        <w:t xml:space="preserve">   Some language support</w:t>
+      </w:r>
+    </w:p>
+    <w:p>
+      <w:pPr>
+        <w:spacing w:after="60"/>
+      </w:pPr>
+      <w:r>
+        <w:rPr>
+          <w:color w:val="1A2733"/>
+          <w:sz w:val="21"/>
+          <w:szCs w:val="21"/>
+        </w:rPr>
+        <w:t xml:space="preserve">Write two connected sentences. Use because, so, or but.</w:t>
+      </w:r>
+      <w:r>
+        <w:rPr>
+          <w:i/>
+          <w:iCs/>
+          <w:color w:val="5F6F80"/>
+          <w:sz w:val="19"/>
+          <w:szCs w:val="19"/>
+        </w:rPr>
+        <w:br/>
+        <w:t xml:space="preserve">Escribe dos oraciones conectadas. Usa porque, entonces o pero.</w:t>
+      </w:r>
+    </w:p>
+    <w:p>
+      <w:pPr>
+        <w:spacing w:after="60"/>
+      </w:pPr>
+      <w:r>
+        <w:rPr>
+          <w:color w:val="1A2733"/>
+          <w:sz w:val="21"/>
+          <w:szCs w:val="21"/>
+        </w:rPr>
+        <w:t xml:space="preserve">My claim is ___.</w:t>
+      </w:r>
+      <w:r>
+        <w:rPr>
+          <w:i/>
+          <w:iCs/>
+          <w:color w:val="5F6F80"/>
+          <w:sz w:val="19"/>
+          <w:szCs w:val="19"/>
+        </w:rPr>
+        <w:br/>
+        <w:t xml:space="preserve">Mi afirmación es ___.</w:t>
+      </w:r>
+    </w:p>
+    <w:p>
+      <w:pPr>
+        <w:spacing w:after="60"/>
+      </w:pPr>
+      <w:r>
+        <w:rPr>
+          <w:color w:val="1A2733"/>
+          <w:sz w:val="21"/>
+          <w:szCs w:val="21"/>
+        </w:rPr>
+        <w:t xml:space="preserve">I know because ___.</w:t>
+      </w:r>
+      <w:r>
+        <w:rPr>
+          <w:i/>
+          <w:iCs/>
+          <w:color w:val="5F6F80"/>
+          <w:sz w:val="19"/>
+          <w:szCs w:val="19"/>
+        </w:rPr>
+        <w:br/>
+        <w:t xml:space="preserve">Lo sé porque ___.</w:t>
+      </w:r>
+    </w:p>
+    <w:p>
+      <w:pPr>
+        <w:spacing w:after="60"/>
+      </w:pPr>
+      <w:r>
+        <w:rPr>
+          <w:color w:val="1A2733"/>
+          <w:sz w:val="21"/>
+          <w:szCs w:val="21"/>
+        </w:rPr>
+        <w:t xml:space="preserve">So ___.</w:t>
+      </w:r>
+      <w:r>
+        <w:rPr>
+          <w:i/>
+          <w:iCs/>
+          <w:color w:val="5F6F80"/>
+          <w:sz w:val="19"/>
+          <w:szCs w:val="19"/>
+        </w:rPr>
+        <w:br/>
+        <w:t xml:space="preserve">Entonces ___.</w:t>
+      </w:r>
+    </w:p>
+    <w:tbl>
+      <w:tblPr>
+        <w:tblW w:type="pct" w:w="100%"/>
+        <w:tblBorders>
+          <w:top w:val="single" w:color="C7D2DD" w:sz="6"/>
+          <w:left w:val="single" w:color="C7D2DD" w:sz="6"/>
+          <w:bottom w:val="single" w:color="C7D2DD" w:sz="6"/>
+          <w:right w:val="single" w:color="C7D2DD" w:sz="6"/>
+          <w:insideH w:val="single" w:color="auto" w:sz="4"/>
+          <w:insideV w:val="single" w:color="auto" w:sz="4"/>
+        </w:tblBorders>
+      </w:tblPr>
+      <w:tblGrid>
+        <w:gridCol w:w="100"/>
+      </w:tblGrid>
+      <w:tr>
+        <w:tc>
+          <w:tcPr>
+            <w:shd w:fill="FBF3E2" w:color="auto" w:val="clear"/>
+            <w:tcMar>
+              <w:top w:type="dxa" w:w="60"/>
+              <w:left w:type="dxa" w:w="120"/>
+              <w:bottom w:type="dxa" w:w="60"/>
+              <w:right w:type="dxa" w:w="120"/>
+            </w:tcMar>
+          </w:tcPr>
+          <w:p>
+            <w:pPr>
+              <w:spacing w:after="0" w:line="320"/>
+            </w:pPr>
+            <w:r>
+              <w:t xml:space="preserve"/>
+            </w:r>
+          </w:p>
+          <w:p>
+            <w:pPr>
+              <w:spacing w:after="0" w:line="320"/>
+            </w:pPr>
+            <w:r>
+              <w:t xml:space="preserve"/>
+            </w:r>
+          </w:p>
+          <w:p>
+            <w:pPr>
+              <w:spacing w:after="0" w:line="320"/>
+            </w:pPr>
+            <w:r>
+              <w:t xml:space="preserve"/>
+            </w:r>
+          </w:p>
+        </w:tc>
+      </w:tr>
+    </w:tbl>
+    <w:p>
+      <w:pPr>
+        <w:pStyle w:val="Heading2"/>
+        <w:spacing w:after="80" w:before="180"/>
+      </w:pPr>
+      <w:r>
+        <w:rPr>
+          <w:b/>
+          <w:bCs/>
+          <w:color w:val="12355B"/>
+          <w:sz w:val="24"/>
+          <w:szCs w:val="24"/>
+        </w:rPr>
+        <w:t xml:space="preserve">Explain</w:t>
+      </w:r>
+      <w:r>
+        <w:rPr>
+          <w:i/>
+          <w:iCs/>
+          <w:color w:val="B97A12"/>
+          <w:sz w:val="19"/>
+          <w:szCs w:val="19"/>
+        </w:rPr>
+        <w:t xml:space="preserve">   Light language support</w:t>
+      </w:r>
+    </w:p>
+    <w:p>
+      <w:pPr>
+        <w:spacing w:after="60"/>
+      </w:pPr>
+      <w:r>
+        <w:rPr>
+          <w:color w:val="1A2733"/>
+          <w:sz w:val="21"/>
+          <w:szCs w:val="21"/>
+        </w:rPr>
+        <w:t xml:space="preserve">Write a claim, give math evidence, and explain your reasoning.</w:t>
+      </w:r>
+      <w:r>
+        <w:rPr>
+          <w:i/>
+          <w:iCs/>
+          <w:color w:val="5F6F80"/>
+          <w:sz w:val="19"/>
+          <w:szCs w:val="19"/>
+        </w:rPr>
+        <w:br/>
+        <w:t xml:space="preserve">Escribe una afirmación, da evidencia matemática y explica tu razonamiento.</w:t>
+      </w:r>
+    </w:p>
+    <w:p>
+      <w:pPr>
+        <w:spacing w:after="60"/>
+      </w:pPr>
+      <w:r>
+        <w:rPr>
+          <w:color w:val="1A2733"/>
+          <w:sz w:val="21"/>
+          <w:szCs w:val="21"/>
+        </w:rPr>
+        <w:t xml:space="preserve">My claim is ___.</w:t>
+      </w:r>
+      <w:r>
+        <w:rPr>
+          <w:i/>
+          <w:iCs/>
+          <w:color w:val="5F6F80"/>
+          <w:sz w:val="19"/>
+          <w:szCs w:val="19"/>
+        </w:rPr>
+        <w:br/>
+        <w:t xml:space="preserve">Mi afirmación es ___.</w:t>
+      </w:r>
+    </w:p>
+    <w:p>
+      <w:pPr>
+        <w:spacing w:after="60"/>
+      </w:pPr>
+      <w:r>
+        <w:rPr>
+          <w:color w:val="1A2733"/>
+          <w:sz w:val="21"/>
+          <w:szCs w:val="21"/>
+        </w:rPr>
+        <w:t xml:space="preserve">My math evidence is ___.</w:t>
+      </w:r>
+      <w:r>
+        <w:rPr>
+          <w:i/>
+          <w:iCs/>
+          <w:color w:val="5F6F80"/>
+          <w:sz w:val="19"/>
+          <w:szCs w:val="19"/>
+        </w:rPr>
+        <w:br/>
+        <w:t xml:space="preserve">Mi evidencia matemática es ___.</w:t>
+      </w:r>
+    </w:p>
+    <w:p>
+      <w:pPr>
+        <w:spacing w:after="60"/>
+      </w:pPr>
+      <w:r>
+        <w:rPr>
+          <w:color w:val="1A2733"/>
+          <w:sz w:val="21"/>
+          <w:szCs w:val="21"/>
+        </w:rPr>
+        <w:t xml:space="preserve">This proves ___ because ___.</w:t>
+      </w:r>
+      <w:r>
+        <w:rPr>
+          <w:i/>
+          <w:iCs/>
+          <w:color w:val="5F6F80"/>
+          <w:sz w:val="19"/>
+          <w:szCs w:val="19"/>
+        </w:rPr>
+        <w:br/>
+        <w:t xml:space="preserve">Esto demuestra ___ porque ___.</w:t>
+      </w:r>
+    </w:p>
+    <w:tbl>
+      <w:tblPr>
+        <w:tblW w:type="pct" w:w="100%"/>
+        <w:tblBorders>
+          <w:top w:val="single" w:color="C7D2DD" w:sz="6"/>
+          <w:left w:val="single" w:color="C7D2DD" w:sz="6"/>
+          <w:bottom w:val="single" w:color="C7D2DD" w:sz="6"/>
+          <w:right w:val="single" w:color="C7D2DD" w:sz="6"/>
+          <w:insideH w:val="single" w:color="auto" w:sz="4"/>
+          <w:insideV w:val="single" w:color="auto" w:sz="4"/>
+        </w:tblBorders>
+      </w:tblPr>
+      <w:tblGrid>
+        <w:gridCol w:w="100"/>
+      </w:tblGrid>
+      <w:tr>
+        <w:tc>
+          <w:tcPr>
+            <w:shd w:fill="FBF3E2" w:color="auto" w:val="clear"/>
+            <w:tcMar>
+              <w:top w:type="dxa" w:w="60"/>
+              <w:left w:type="dxa" w:w="120"/>
+              <w:bottom w:type="dxa" w:w="60"/>
+              <w:right w:type="dxa" w:w="120"/>
+            </w:tcMar>
+          </w:tcPr>
+          <w:p>
+            <w:pPr>
+              <w:spacing w:after="0" w:line="320"/>
+            </w:pPr>
+            <w:r>
+              <w:t xml:space="preserve"/>
+            </w:r>
+          </w:p>
+          <w:p>
+            <w:pPr>
+              <w:spacing w:after="0" w:line="320"/>
+            </w:pPr>
+            <w:r>
+              <w:t xml:space="preserve"/>
+            </w:r>
+          </w:p>
+          <w:p>
+            <w:pPr>
+              <w:spacing w:after="0" w:line="320"/>
+            </w:pPr>
+            <w:r>
+              <w:t xml:space="preserve"/>
+            </w:r>
+          </w:p>
+          <w:p>
+            <w:pPr>
+              <w:spacing w:after="0" w:line="320"/>
+            </w:pPr>
+            <w:r>
+              <w:t xml:space="preserve"/>
+            </w:r>
+          </w:p>
+          <w:p>
+            <w:pPr>
+              <w:spacing w:after="0" w:line="320"/>
+            </w:pPr>
+            <w:r>
+              <w:t xml:space="preserve"/>
+            </w:r>
+          </w:p>
+        </w:tc>
+      </w:tr>
+    </w:tbl>
+    <w:p>
+      <w:pPr>
+        <w:pStyle w:val="Heading2"/>
+        <w:spacing w:after="80" w:before="180"/>
+      </w:pPr>
+      <w:r>
+        <w:rPr>
+          <w:b/>
+          <w:bCs/>
+          <w:color w:val="12355B"/>
+          <w:sz w:val="24"/>
+          <w:szCs w:val="24"/>
+        </w:rPr>
+        <w:t xml:space="preserve">4. Check Your Explanation</w:t>
+      </w:r>
+      <w:r>
+        <w:rPr>
+          <w:i/>
+          <w:iCs/>
+          <w:color w:val="1FA6A2"/>
+          <w:sz w:val="19"/>
+          <w:szCs w:val="19"/>
+        </w:rPr>
+        <w:t xml:space="preserve">   five quick checks</w:t>
+      </w:r>
+    </w:p>
+    <w:p>
+      <w:pPr>
+        <w:spacing w:after="80"/>
+      </w:pPr>
+      <w:r>
+        <w:rPr>
+          <w:b/>
+          <w:bCs/>
+          <w:color w:val="1FA6A2"/>
+          <w:sz w:val="22"/>
+          <w:szCs w:val="22"/>
+        </w:rPr>
+        <w:t xml:space="preserve">☐  </w:t>
+      </w:r>
+      <w:r>
+        <w:rPr>
+          <w:sz w:val="20"/>
+          <w:szCs w:val="20"/>
+        </w:rPr>
+        <w:t xml:space="preserve">I answered the question.</w:t>
+      </w:r>
+      <w:r>
+        <w:rPr>
+          <w:i/>
+          <w:iCs/>
+          <w:color w:val="5F6F80"/>
+          <w:sz w:val="18"/>
+          <w:szCs w:val="18"/>
+        </w:rPr>
+        <w:br/>
+        <w:t xml:space="preserve">Respondí la pregunta.</w:t>
+      </w:r>
+    </w:p>
+    <w:p>
+      <w:pPr>
+        <w:spacing w:after="80"/>
+      </w:pPr>
+      <w:r>
+        <w:rPr>
+          <w:b/>
+          <w:bCs/>
+          <w:color w:val="1FA6A2"/>
+          <w:sz w:val="22"/>
+          <w:szCs w:val="22"/>
+        </w:rPr>
+        <w:t xml:space="preserve">☐  </w:t>
+      </w:r>
+      <w:r>
+        <w:rPr>
+          <w:sz w:val="20"/>
+          <w:szCs w:val="20"/>
+        </w:rPr>
+        <w:t xml:space="preserve">I used math evidence: numbers, an equation, a model, or a comparison.</w:t>
+      </w:r>
+      <w:r>
+        <w:rPr>
+          <w:i/>
+          <w:iCs/>
+          <w:color w:val="5F6F80"/>
+          <w:sz w:val="18"/>
+          <w:szCs w:val="18"/>
+        </w:rPr>
+        <w:br/>
+        <w:t xml:space="preserve">Usé evidencia matemática: números, una ecuación, un modelo o una comparación.</w:t>
+      </w:r>
+    </w:p>
+    <w:p>
+      <w:pPr>
+        <w:spacing w:after="80"/>
+      </w:pPr>
+      <w:r>
+        <w:rPr>
+          <w:b/>
+          <w:bCs/>
+          <w:color w:val="1FA6A2"/>
+          <w:sz w:val="22"/>
+          <w:szCs w:val="22"/>
+        </w:rPr>
+        <w:t xml:space="preserve">☐  </w:t>
+      </w:r>
+      <w:r>
+        <w:rPr>
+          <w:sz w:val="20"/>
+          <w:szCs w:val="20"/>
+        </w:rPr>
+        <w:t xml:space="preserve">I explained how the evidence proves my answer.</w:t>
+      </w:r>
+      <w:r>
+        <w:rPr>
+          <w:i/>
+          <w:iCs/>
+          <w:color w:val="5F6F80"/>
+          <w:sz w:val="18"/>
+          <w:szCs w:val="18"/>
+        </w:rPr>
+        <w:br/>
+        <w:t xml:space="preserve">Expliqué cómo la evidencia demuestra mi respuesta.</w:t>
+      </w:r>
+    </w:p>
+    <w:p>
+      <w:pPr>
+        <w:spacing w:after="80"/>
+      </w:pPr>
+      <w:r>
+        <w:rPr>
+          <w:b/>
+          <w:bCs/>
+          <w:color w:val="1FA6A2"/>
+          <w:sz w:val="22"/>
+          <w:szCs w:val="22"/>
+        </w:rPr>
+        <w:t xml:space="preserve">☐  </w:t>
+      </w:r>
+      <w:r>
+        <w:rPr>
+          <w:sz w:val="20"/>
+          <w:szCs w:val="20"/>
+        </w:rPr>
+        <w:t xml:space="preserve">I used at least two math words.</w:t>
+      </w:r>
+      <w:r>
+        <w:rPr>
+          <w:i/>
+          <w:iCs/>
+          <w:color w:val="5F6F80"/>
+          <w:sz w:val="18"/>
+          <w:szCs w:val="18"/>
+        </w:rPr>
+        <w:br/>
+        <w:t xml:space="preserve">Usé por lo menos dos palabras matemáticas.</w:t>
+      </w:r>
+    </w:p>
+    <w:p>
+      <w:pPr>
+        <w:spacing w:after="80"/>
+      </w:pPr>
+      <w:r>
+        <w:rPr>
+          <w:b/>
+          <w:bCs/>
+          <w:color w:val="1FA6A2"/>
+          <w:sz w:val="22"/>
+          <w:szCs w:val="22"/>
+        </w:rPr>
+        <w:t xml:space="preserve">☐  </w:t>
+      </w:r>
+      <w:r>
+        <w:rPr>
+          <w:sz w:val="20"/>
+          <w:szCs w:val="20"/>
+        </w:rPr>
+        <w:t xml:space="preserve">I reread complete sentences and punctuation.</w:t>
+      </w:r>
+      <w:r>
+        <w:rPr>
+          <w:i/>
+          <w:iCs/>
+          <w:color w:val="5F6F80"/>
+          <w:sz w:val="18"/>
+          <w:szCs w:val="18"/>
+        </w:rPr>
+        <w:br/>
+        <w:t xml:space="preserve">Volví a leer mis oraciones completas y la puntuación.</w:t>
+      </w:r>
+    </w:p>
+    <w:p>
+      <w:pPr>
+        <w:pStyle w:val="Heading1"/>
+        <w:pageBreakBefore/>
+        <w:pBdr>
+          <w:bottom w:val="single" w:color="1FA6A2" w:sz="14" w:space="6"/>
+        </w:pBdr>
+        <w:spacing w:after="140" w:before="0"/>
+      </w:pPr>
+      <w:r>
+        <w:rPr>
+          <w:b/>
+          <w:bCs/>
+          <w:color w:val="12355B"/>
+          <w:sz w:val="30"/>
+          <w:szCs w:val="30"/>
+        </w:rPr>
+        <w:t xml:space="preserve">Worked Example</w:t>
+      </w:r>
+    </w:p>
+    <w:p>
+      <w:pPr>
+        <w:pStyle w:val="Heading2"/>
+        <w:spacing w:after="80" w:before="180"/>
+      </w:pPr>
+      <w:r>
+        <w:rPr>
+          <w:b/>
+          <w:bCs/>
+          <w:color w:val="12355B"/>
+          <w:sz w:val="24"/>
+          <w:szCs w:val="24"/>
+        </w:rPr>
+        <w:t xml:space="preserve">Watch &amp; Read</w:t>
+      </w:r>
+      <w:r>
+        <w:rPr>
+          <w:i/>
+          <w:iCs/>
+          <w:color w:val="1FA6A2"/>
+          <w:sz w:val="19"/>
+          <w:szCs w:val="19"/>
+        </w:rPr>
+        <w:t xml:space="preserve">   I Do — follow along with your teacher</w:t>
+      </w:r>
+    </w:p>
+    <w:tbl>
+      <w:tblPr>
+        <w:tblW w:type="pct" w:w="100%"/>
+        <w:tblBorders>
+          <w:top w:val="single" w:color="1FA6A2" w:sz="8"/>
+          <w:left w:val="single" w:color="1FA6A2" w:sz="8"/>
+          <w:bottom w:val="single" w:color="1FA6A2" w:sz="8"/>
+          <w:right w:val="single" w:color="1FA6A2" w:sz="8"/>
+          <w:insideH w:val="single" w:color="auto" w:sz="4"/>
+          <w:insideV w:val="single" w:color="auto" w:sz="4"/>
+        </w:tblBorders>
+      </w:tblPr>
+      <w:tblGrid>
+        <w:gridCol w:w="100"/>
+      </w:tblGrid>
+      <w:tr>
+        <w:tc>
+          <w:tcPr>
+            <w:shd w:fill="E6F4F3" w:color="auto" w:val="clear"/>
+            <w:tcMar>
+              <w:top w:type="dxa" w:w="120"/>
+              <w:left w:type="dxa" w:w="180"/>
+              <w:bottom w:type="dxa" w:w="120"/>
+              <w:right w:type="dxa" w:w="180"/>
+            </w:tcMar>
+          </w:tcPr>
+          <w:p>
+            <w:pPr>
+              <w:spacing w:after="60"/>
+            </w:pPr>
+            <w:r>
+              <w:rPr>
+                <w:b/>
+                <w:bCs/>
+                <w:color w:val="12355B"/>
+                <w:sz w:val="22"/>
+                <w:szCs w:val="22"/>
+              </w:rPr>
+              <w:t xml:space="preserve">Blueprint Review</w:t>
+            </w:r>
+          </w:p>
+          <w:p>
+            <w:pPr>
+              <w:spacing w:after="0"/>
+            </w:pPr>
+            <w:r>
+              <w:rPr>
+                <w:sz w:val="21"/>
+                <w:szCs w:val="21"/>
+              </w:rPr>
+              <w:t xml:space="preserve">Your architecture firm is designing a hexagonal skylight for the lobby of a new museum. The glass fabricator needs to know the total area so they can cut the correct amount of glass. Each side of the hexagon is 6 feet, and the height of each triangle formed from the center is 5.2 feet.</w:t>
+            </w:r>
+          </w:p>
+        </w:tc>
+      </w:tr>
+    </w:tbl>
+    <w:p>
+      <w:pPr>
+        <w:spacing w:after="80"/>
+      </w:pPr>
+      <w:r>
+        <w:t xml:space="preserve"/>
+      </w:r>
+    </w:p>
+    <w:p>
+      <w:pPr>
+        <w:spacing w:after="50" w:before="60"/>
+      </w:pPr>
+      <w:r>
+        <w:rPr>
+          <w:b/>
+          <w:bCs/>
+          <w:color w:val="12355B"/>
+          <w:sz w:val="21"/>
+          <w:szCs w:val="21"/>
+        </w:rPr>
+        <w:t xml:space="preserve">Think about:</w:t>
+      </w:r>
+    </w:p>
+    <w:p>
+      <w:pPr>
+        <w:spacing w:after="40"/>
+        <w:ind w:left="300"/>
+      </w:pPr>
+      <w:r>
+        <w:rPr>
+          <w:sz w:val="20"/>
+          <w:szCs w:val="20"/>
+        </w:rPr>
+        <w:t xml:space="preserve">•  What shape is the skylight?</w:t>
+      </w:r>
+    </w:p>
+    <w:p>
+      <w:pPr>
+        <w:spacing w:after="40"/>
+        <w:ind w:left="300"/>
+      </w:pPr>
+      <w:r>
+        <w:rPr>
+          <w:sz w:val="20"/>
+          <w:szCs w:val="20"/>
+        </w:rPr>
+        <w:t xml:space="preserve">•  How many sides does a hexagon have?</w:t>
+      </w:r>
+    </w:p>
+    <w:p>
+      <w:pPr>
+        <w:spacing w:after="40"/>
+        <w:ind w:left="300"/>
+      </w:pPr>
+      <w:r>
+        <w:rPr>
+          <w:sz w:val="20"/>
+          <w:szCs w:val="20"/>
+        </w:rPr>
+        <w:t xml:space="preserve">•  Can you see smaller shapes inside the hexagon?</w:t>
+      </w:r>
+    </w:p>
+    <w:p>
+      <w:pPr>
+        <w:spacing w:after="40"/>
+        <w:ind w:left="300"/>
+      </w:pPr>
+      <w:r>
+        <w:rPr>
+          <w:sz w:val="20"/>
+          <w:szCs w:val="20"/>
+        </w:rPr>
+        <w:t xml:space="preserve">•  How can we break a hexagon into shapes whose area we already know?</w:t>
+      </w:r>
+    </w:p>
+    <w:p>
+      <w:pPr>
+        <w:spacing w:after="40"/>
+        <w:ind w:left="300"/>
+      </w:pPr>
+      <w:r>
+        <w:rPr>
+          <w:sz w:val="20"/>
+          <w:szCs w:val="20"/>
+        </w:rPr>
+        <w:t xml:space="preserve">•  Does this strategy work for other regular polygons?</w:t>
+      </w:r>
+    </w:p>
+    <w:p>
+      <w:pPr>
+        <w:pStyle w:val="Heading2"/>
+        <w:spacing w:after="80" w:before="180"/>
+      </w:pPr>
+      <w:r>
+        <w:rPr>
+          <w:b/>
+          <w:bCs/>
+          <w:color w:val="12355B"/>
+          <w:sz w:val="24"/>
+          <w:szCs w:val="24"/>
+        </w:rPr>
+        <w:t xml:space="preserve">Solved Example</w:t>
+      </w:r>
+      <w:r>
+        <w:rPr>
+          <w:i/>
+          <w:iCs/>
+          <w:color w:val="1FA6A2"/>
+          <w:sz w:val="19"/>
+          <w:szCs w:val="19"/>
+        </w:rPr>
+        <w:t xml:space="preserve">   I Do — watch each step</w:t>
+      </w:r>
+    </w:p>
+    <w:p>
+      <w:pPr>
+        <w:keepNext/>
+        <w:spacing w:after="40"/>
+      </w:pPr>
+      <w:r>
+        <w:rPr>
+          <w:b/>
+          <w:bCs/>
+          <w:color w:val="12355B"/>
+          <w:sz w:val="21"/>
+          <w:szCs w:val="21"/>
+        </w:rPr>
+        <w:t xml:space="preserve">Problem:  </w:t>
+      </w:r>
+      <w:r>
+        <w:rPr>
+          <w:sz w:val="21"/>
+          <w:szCs w:val="21"/>
+        </w:rPr>
+        <w:t xml:space="preserve">A regular hexagon is divided into 6 equal triangles from the center. Each triangle has a base of 6 ft and a height of 5.2 ft. What is the area of one triangle?</w:t>
+      </w:r>
+    </w:p>
+    <w:p>
+      <w:pPr>
+        <w:spacing w:after="30"/>
+        <w:ind w:left="420"/>
+      </w:pPr>
+      <w:r>
+        <w:rPr>
+          <w:sz w:val="20"/>
+          <w:szCs w:val="20"/>
+        </w:rPr>
+        <w:t xml:space="preserve">A)  15.6 sq ft</w:t>
+      </w:r>
+    </w:p>
+    <w:p>
+      <w:pPr>
+        <w:spacing w:after="30"/>
+        <w:ind w:left="420"/>
+      </w:pPr>
+      <w:r>
+        <w:rPr>
+          <w:sz w:val="20"/>
+          <w:szCs w:val="20"/>
+        </w:rPr>
+        <w:t xml:space="preserve">B)  31.2 sq ft</w:t>
+      </w:r>
+    </w:p>
+    <w:p>
+      <w:pPr>
+        <w:spacing w:after="30"/>
+        <w:ind w:left="420"/>
+      </w:pPr>
+      <w:r>
+        <w:rPr>
+          <w:sz w:val="20"/>
+          <w:szCs w:val="20"/>
+        </w:rPr>
+        <w:t xml:space="preserve">C)  11.2 sq ft</w:t>
+      </w:r>
+    </w:p>
+    <w:p>
+      <w:pPr>
+        <w:spacing w:after="30"/>
+        <w:ind w:left="420"/>
+      </w:pPr>
+      <w:r>
+        <w:rPr>
+          <w:sz w:val="20"/>
+          <w:szCs w:val="20"/>
+        </w:rPr>
+        <w:t xml:space="preserve">D)  15.6 ft</w:t>
+      </w:r>
+    </w:p>
+    <w:p>
+      <w:pPr>
+        <w:spacing w:after="20" w:before="50"/>
+      </w:pPr>
+      <w:r>
+        <w:rPr>
+          <w:b/>
+          <w:bCs/>
+          <w:color w:val="1FA6A2"/>
+          <w:sz w:val="21"/>
+          <w:szCs w:val="21"/>
+        </w:rPr>
+        <w:t xml:space="preserve">Step 1:  </w:t>
+      </w:r>
+      <w:r>
+        <w:rPr>
+          <w:sz w:val="21"/>
+          <w:szCs w:val="21"/>
+        </w:rPr>
+        <w:t xml:space="preserve">A = ½ × b × h = ½ × 6 × 5.2 = 15.6 square feet.</w:t>
+      </w:r>
+    </w:p>
+    <w:p>
+      <w:pPr>
+        <w:spacing w:after="40" w:before="60"/>
+      </w:pPr>
+      <w:r>
+        <w:rPr>
+          <w:b/>
+          <w:bCs/>
+          <w:color w:val="12355B"/>
+          <w:sz w:val="21"/>
+          <w:szCs w:val="21"/>
+        </w:rPr>
+        <w:t xml:space="preserve">Answer:  </w:t>
+      </w:r>
+      <w:r>
+        <w:rPr>
+          <w:b/>
+          <w:bCs/>
+          <w:sz w:val="21"/>
+          <w:szCs w:val="21"/>
+        </w:rPr>
+        <w:t xml:space="preserve">A. 15.6 sq ft</w:t>
+      </w:r>
+    </w:p>
+    <w:p>
+      <w:pPr>
+        <w:pStyle w:val="Heading1"/>
+        <w:pageBreakBefore/>
+        <w:pBdr>
+          <w:bottom w:val="single" w:color="1FA6A2" w:sz="14" w:space="6"/>
+        </w:pBdr>
+        <w:spacing w:after="140" w:before="0"/>
+      </w:pPr>
+      <w:r>
+        <w:rPr>
+          <w:b/>
+          <w:bCs/>
+          <w:color w:val="12355B"/>
+          <w:sz w:val="30"/>
+          <w:szCs w:val="30"/>
+        </w:rPr>
+        <w:t xml:space="preserve">Guided Practice</w:t>
+      </w:r>
+    </w:p>
+    <w:p>
+      <w:pPr>
+        <w:pStyle w:val="Heading2"/>
+        <w:spacing w:after="80" w:before="180"/>
+      </w:pPr>
+      <w:r>
+        <w:rPr>
+          <w:b/>
+          <w:bCs/>
+          <w:color w:val="12355B"/>
+          <w:sz w:val="24"/>
+          <w:szCs w:val="24"/>
+        </w:rPr>
+        <w:t xml:space="preserve">Solve Together</w:t>
+      </w:r>
+      <w:r>
+        <w:rPr>
+          <w:i/>
+          <w:iCs/>
+          <w:color w:val="6B4FA0"/>
+          <w:sz w:val="19"/>
+          <w:szCs w:val="19"/>
+        </w:rPr>
+        <w:t xml:space="preserve">   We Do — work with your class</w:t>
+      </w:r>
+    </w:p>
+    <w:p>
+      <w:pPr>
+        <w:keepNext/>
+        <w:spacing w:after="40" w:before="40"/>
+      </w:pPr>
+      <w:r>
+        <w:rPr>
+          <w:b/>
+          <w:bCs/>
+          <w:color w:val="12355B"/>
+          <w:sz w:val="21"/>
+          <w:szCs w:val="21"/>
+        </w:rPr>
+        <w:t xml:space="preserve">Problem:  </w:t>
+      </w:r>
+      <w:r>
+        <w:rPr>
+          <w:sz w:val="21"/>
+          <w:szCs w:val="21"/>
+        </w:rPr>
+        <w:t xml:space="preserve">Using the triangle from the previous question, what is the total area of the hexagonal skylight?</w:t>
+      </w:r>
+    </w:p>
+    <w:p>
+      <w:pPr>
+        <w:spacing w:after="30"/>
+        <w:ind w:left="420"/>
+      </w:pPr>
+      <w:r>
+        <w:rPr>
+          <w:sz w:val="20"/>
+          <w:szCs w:val="20"/>
+        </w:rPr>
+        <w:t xml:space="preserve">A)  93.6 sq ft</w:t>
+      </w:r>
+    </w:p>
+    <w:p>
+      <w:pPr>
+        <w:spacing w:after="30"/>
+        <w:ind w:left="420"/>
+      </w:pPr>
+      <w:r>
+        <w:rPr>
+          <w:sz w:val="20"/>
+          <w:szCs w:val="20"/>
+        </w:rPr>
+        <w:t xml:space="preserve">B)  15.6 sq ft</w:t>
+      </w:r>
+    </w:p>
+    <w:p>
+      <w:pPr>
+        <w:spacing w:after="30"/>
+        <w:ind w:left="420"/>
+      </w:pPr>
+      <w:r>
+        <w:rPr>
+          <w:sz w:val="20"/>
+          <w:szCs w:val="20"/>
+        </w:rPr>
+        <w:t xml:space="preserve">C)  187.2 sq ft</w:t>
+      </w:r>
+    </w:p>
+    <w:p>
+      <w:pPr>
+        <w:spacing w:after="30"/>
+        <w:ind w:left="420"/>
+      </w:pPr>
+      <w:r>
+        <w:rPr>
+          <w:sz w:val="20"/>
+          <w:szCs w:val="20"/>
+        </w:rPr>
+        <w:t xml:space="preserve">D)  62.4 sq ft</w:t>
+      </w:r>
+    </w:p>
+    <w:p>
+      <w:pPr>
+        <w:keepNext/>
+        <w:spacing w:after="0" w:before="50"/>
+      </w:pPr>
+      <w:r>
+        <w:rPr>
+          <w:b/>
+          <w:bCs/>
+          <w:color w:val="6B4FA0"/>
+          <w:sz w:val="21"/>
+          <w:szCs w:val="21"/>
+        </w:rPr>
+        <w:t xml:space="preserve">Step 1:</w:t>
+      </w:r>
+    </w:p>
+    <w:p>
+      <w:pPr>
+        <w:pBdr>
+          <w:bottom w:val="single" w:color="AFBECC" w:sz="6"/>
+        </w:pBdr>
+        <w:spacing w:after="30" w:before="150"/>
+      </w:pPr>
+      <w:r>
+        <w:t xml:space="preserve"/>
+      </w:r>
+    </w:p>
+    <w:p>
+      <w:pPr>
+        <w:keepNext/>
+        <w:spacing w:after="0" w:before="50"/>
+      </w:pPr>
+      <w:r>
+        <w:rPr>
+          <w:b/>
+          <w:bCs/>
+          <w:color w:val="6B4FA0"/>
+          <w:sz w:val="21"/>
+          <w:szCs w:val="21"/>
+        </w:rPr>
+        <w:t xml:space="preserve">Step 2:</w:t>
+      </w:r>
+    </w:p>
+    <w:p>
+      <w:pPr>
+        <w:pBdr>
+          <w:bottom w:val="single" w:color="AFBECC" w:sz="6"/>
+        </w:pBdr>
+        <w:spacing w:after="30" w:before="150"/>
+      </w:pPr>
+      <w:r>
+        <w:t xml:space="preserve"/>
+      </w:r>
+    </w:p>
+    <w:p>
+      <w:pPr>
+        <w:keepNext/>
+        <w:spacing w:after="0" w:before="60"/>
+      </w:pPr>
+      <w:r>
+        <w:rPr>
+          <w:b/>
+          <w:bCs/>
+          <w:color w:val="12355B"/>
+          <w:sz w:val="21"/>
+          <w:szCs w:val="21"/>
+        </w:rPr>
+        <w:t xml:space="preserve">Answer:</w:t>
+      </w:r>
+    </w:p>
+    <w:p>
+      <w:pPr>
+        <w:pBdr>
+          <w:bottom w:val="single" w:color="AFBECC" w:sz="6"/>
+        </w:pBdr>
+        <w:spacing w:after="30" w:before="150"/>
+      </w:pPr>
+      <w:r>
+        <w:t xml:space="preserve"/>
+      </w:r>
+    </w:p>
+    <w:p>
+      <w:pPr>
+        <w:spacing w:after="80"/>
+      </w:pPr>
+      <w:r>
+        <w:t xml:space="preserve"/>
+      </w:r>
+    </w:p>
+    <w:tbl>
+      <w:tblPr>
+        <w:tblW w:type="pct" w:w="100%"/>
+        <w:tblBorders>
+          <w:top w:val="single" w:color="BBD0DE" w:sz="8"/>
+          <w:left w:val="single" w:color="BBD0DE" w:sz="8"/>
+          <w:bottom w:val="single" w:color="BBD0DE" w:sz="8"/>
+          <w:right w:val="single" w:color="BBD0DE" w:sz="8"/>
+          <w:insideH w:val="single" w:color="auto" w:sz="4"/>
+          <w:insideV w:val="single" w:color="auto" w:sz="4"/>
+        </w:tblBorders>
+      </w:tblPr>
+      <w:tblGrid>
+        <w:gridCol w:w="100"/>
+      </w:tblGrid>
+      <w:tr>
+        <w:tc>
+          <w:tcPr>
+            <w:shd w:fill="EEF4F8" w:color="auto" w:val="clear"/>
+            <w:tcMar>
+              <w:top w:type="dxa" w:w="120"/>
+              <w:left w:type="dxa" w:w="180"/>
+              <w:bottom w:type="dxa" w:w="120"/>
+              <w:right w:type="dxa" w:w="180"/>
+            </w:tcMar>
+          </w:tcPr>
+          <w:p>
+            <w:pPr>
               <w:spacing w:after="60"/>
             </w:pPr>
             <w:r>
@@ -3125,6 +4421,97 @@
           <w:szCs w:val="19"/>
         </w:rPr>
         <w:t xml:space="preserve">  — One triangle: A = 1/2 x 7 x 4.8 = 16.8 sq in. Total = 5 x 16.8 = 84 square inches.</w:t>
+      </w:r>
+    </w:p>
+    <w:p>
+      <w:pPr>
+        <w:pStyle w:val="Heading2"/>
+        <w:spacing w:after="80" w:before="180"/>
+      </w:pPr>
+      <w:r>
+        <w:rPr>
+          <w:b/>
+          <w:bCs/>
+          <w:color w:val="12355B"/>
+          <w:sz w:val="24"/>
+          <w:szCs w:val="24"/>
+        </w:rPr>
+        <w:t xml:space="preserve">Math Writing Criteria</w:t>
+      </w:r>
+    </w:p>
+    <w:p>
+      <w:pPr>
+        <w:spacing w:after="100"/>
+      </w:pPr>
+      <w:r>
+        <w:rPr>
+          <w:i/>
+          <w:iCs/>
+          <w:color w:val="5F6F80"/>
+          <w:sz w:val="19"/>
+          <w:szCs w:val="19"/>
+        </w:rPr>
+        <w:t xml:space="preserve">The support level changes the amount of language scaffolding, not the mathematical expectation.</w:t>
+      </w:r>
+    </w:p>
+    <w:p>
+      <w:pPr>
+        <w:spacing w:after="80"/>
+      </w:pPr>
+      <w:r>
+        <w:rPr>
+          <w:sz w:val="20"/>
+          <w:szCs w:val="20"/>
+        </w:rPr>
+        <w:t xml:space="preserve">☐  I answered the question.</w:t>
+      </w:r>
+    </w:p>
+    <w:p>
+      <w:pPr>
+        <w:spacing w:after="80"/>
+      </w:pPr>
+      <w:r>
+        <w:rPr>
+          <w:sz w:val="20"/>
+          <w:szCs w:val="20"/>
+        </w:rPr>
+        <w:t xml:space="preserve">☐  I used math evidence: numbers, an equation, a model, or a comparison.</w:t>
+      </w:r>
+    </w:p>
+    <w:p>
+      <w:pPr>
+        <w:spacing w:after="80"/>
+      </w:pPr>
+      <w:r>
+        <w:rPr>
+          <w:sz w:val="20"/>
+          <w:szCs w:val="20"/>
+        </w:rPr>
+        <w:t xml:space="preserve">☐  I explained how the evidence proves my answer.</w:t>
+      </w:r>
+    </w:p>
+    <w:p>
+      <w:pPr>
+        <w:spacing w:after="80"/>
+      </w:pPr>
+      <w:r>
+        <w:rPr>
+          <w:sz w:val="20"/>
+          <w:szCs w:val="20"/>
+        </w:rPr>
+        <w:t xml:space="preserve">☐  I used at least two math words.</w:t>
+      </w:r>
+    </w:p>
+    <w:p>
+      <w:pPr>
+        <w:spacing w:after="80"/>
+      </w:pPr>
+      <w:r>
+        <w:rPr>
+          <w:sz w:val="20"/>
+          <w:szCs w:val="20"/>
+        </w:rPr>
+        <w:t xml:space="preserve">☐  I reread complete sentences and punctuation.</w:t>
       </w:r>
     </w:p>
     <w:sectPr>

--- a/lessons/5-4/downloads/5-4-notes-teacher.docx
+++ b/lessons/5-4/downloads/5-4-notes-teacher.docx
@@ -219,10 +219,12 @@
     <w:p>
       <w:pPr>
         <w:pStyle w:val="Heading1"/>
+        <w:keepNext/>
+        <w:keepLines/>
         <w:pBdr>
           <w:bottom w:val="single" w:color="1FA6A2" w:sz="14" w:space="6"/>
         </w:pBdr>
-        <w:spacing w:after="140" w:before="260"/>
+        <w:spacing w:after="140" w:before="300"/>
       </w:pPr>
       <w:r>
         <w:rPr>
@@ -1177,10 +1179,12 @@
     <w:p>
       <w:pPr>
         <w:pStyle w:val="Heading1"/>
+        <w:keepNext/>
+        <w:keepLines/>
         <w:pBdr>
           <w:bottom w:val="single" w:color="1FA6A2" w:sz="14" w:space="6"/>
         </w:pBdr>
-        <w:spacing w:after="140" w:before="260"/>
+        <w:spacing w:after="140" w:before="300"/>
       </w:pPr>
       <w:r>
         <w:rPr>
@@ -1276,7 +1280,8 @@
     </w:p>
     <w:p>
       <w:pPr>
-        <w:spacing w:after="120" w:before="80"/>
+        <w:keepLines/>
+        <w:spacing w:after="260" w:before="200"/>
       </w:pPr>
       <w:r>
         <w:rPr>
@@ -1293,34 +1298,27 @@
           <w:sz w:val="22"/>
           <w:szCs w:val="22"/>
         </w:rPr>
-        <w:t xml:space="preserve">The space inside a figure made of basic shapes, found with A = A₁ + A₂, is the ___.</w:t>
-      </w:r>
-    </w:p>
-    <w:p>
-      <w:pPr>
-        <w:spacing w:after="120" w:before="80"/>
-      </w:pPr>
-      <w:r>
-        <w:rPr>
-          <w:b/>
-          <w:bCs/>
-          <w:color w:val="12355B"/>
+        <w:t xml:space="preserve">The space inside a figure made of basic shapes, found with A = A₁ + A₂, is the </w:t>
+      </w:r>
+      <w:r>
+        <w:rPr>
           <w:sz w:val="22"/>
           <w:szCs w:val="22"/>
         </w:rPr>
-        <w:t xml:space="preserve">2.  </w:t>
+        <w:t xml:space="preserve">________________</w:t>
       </w:r>
       <w:r>
         <w:rPr>
           <w:sz w:val="22"/>
           <w:szCs w:val="22"/>
         </w:rPr>
-        <w:t xml:space="preserve">A shape made of two or more basic shapes combined is a ___.</w:t>
-      </w:r>
-    </w:p>
-    <w:p>
-      <w:pPr>
-        <w:spacing w:after="120" w:before="80"/>
+        <w:t xml:space="preserve">.</w:t>
+      </w:r>
+    </w:p>
+    <w:p>
+      <w:pPr>
+        <w:keepLines/>
+        <w:spacing w:after="260" w:before="200"/>
       </w:pPr>
       <w:r>
         <w:rPr>
@@ -1330,41 +1328,34 @@
           <w:sz w:val="22"/>
           <w:szCs w:val="22"/>
         </w:rPr>
-        <w:t xml:space="preserve">3.  </w:t>
+        <w:t xml:space="preserve">2.  </w:t>
       </w:r>
       <w:r>
         <w:rPr>
           <w:sz w:val="22"/>
           <w:szCs w:val="22"/>
         </w:rPr>
-        <w:t xml:space="preserve">To break a composite figure into basic shapes is to ___ it.</w:t>
-      </w:r>
-    </w:p>
-    <w:p>
-      <w:pPr>
-        <w:spacing w:after="120" w:before="80"/>
-      </w:pPr>
-      <w:r>
-        <w:rPr>
-          <w:b/>
-          <w:bCs/>
-          <w:color w:val="12355B"/>
+        <w:t xml:space="preserve">A shape made of two or more basic shapes combined is a </w:t>
+      </w:r>
+      <w:r>
+        <w:rPr>
           <w:sz w:val="22"/>
           <w:szCs w:val="22"/>
         </w:rPr>
-        <w:t xml:space="preserve">4.  </w:t>
+        <w:t xml:space="preserve">________________</w:t>
       </w:r>
       <w:r>
         <w:rPr>
           <w:sz w:val="22"/>
           <w:szCs w:val="22"/>
         </w:rPr>
-        <w:t xml:space="preserve">To find the total area of separate parts, I ___ their areas.</w:t>
-      </w:r>
-    </w:p>
-    <w:p>
-      <w:pPr>
-        <w:spacing w:after="120" w:before="80"/>
+        <w:t xml:space="preserve">.</w:t>
+      </w:r>
+    </w:p>
+    <w:p>
+      <w:pPr>
+        <w:keepLines/>
+        <w:spacing w:after="260" w:before="200"/>
       </w:pPr>
       <w:r>
         <w:rPr>
@@ -1374,46 +1365,150 @@
           <w:sz w:val="22"/>
           <w:szCs w:val="22"/>
         </w:rPr>
-        <w:t xml:space="preserve">5.  </w:t>
+        <w:t xml:space="preserve">3.  </w:t>
       </w:r>
       <w:r>
         <w:rPr>
           <w:sz w:val="22"/>
           <w:szCs w:val="22"/>
         </w:rPr>
-        <w:t xml:space="preserve">To find the area of a shape with a piece removed, I ___ the missing part's area.</w:t>
-      </w:r>
-    </w:p>
-    <w:p>
-      <w:pPr>
-        <w:spacing w:after="120" w:before="80"/>
-      </w:pPr>
-      <w:r>
-        <w:rPr>
-          <w:b/>
-          <w:bCs/>
-          <w:color w:val="12355B"/>
+        <w:t xml:space="preserve">To break a composite figure into basic shapes is to </w:t>
+      </w:r>
+      <w:r>
+        <w:rPr>
           <w:sz w:val="22"/>
           <w:szCs w:val="22"/>
         </w:rPr>
-        <w:t xml:space="preserve">6.  </w:t>
+        <w:t xml:space="preserve">________________</w:t>
       </w:r>
       <w:r>
         <w:rPr>
           <w:sz w:val="22"/>
           <w:szCs w:val="22"/>
         </w:rPr>
-        <w:t xml:space="preserve">A math rule written with symbols is a ___.</w:t>
+        <w:t xml:space="preserve"> it.</w:t>
+      </w:r>
+    </w:p>
+    <w:p>
+      <w:pPr>
+        <w:keepLines/>
+        <w:spacing w:after="260" w:before="200"/>
+      </w:pPr>
+      <w:r>
+        <w:rPr>
+          <w:b/>
+          <w:bCs/>
+          <w:color w:val="12355B"/>
+          <w:sz w:val="22"/>
+          <w:szCs w:val="22"/>
+        </w:rPr>
+        <w:t xml:space="preserve">4.  </w:t>
+      </w:r>
+      <w:r>
+        <w:rPr>
+          <w:sz w:val="22"/>
+          <w:szCs w:val="22"/>
+        </w:rPr>
+        <w:t xml:space="preserve">To find the total area of separate parts, I </w:t>
+      </w:r>
+      <w:r>
+        <w:rPr>
+          <w:sz w:val="22"/>
+          <w:szCs w:val="22"/>
+        </w:rPr>
+        <w:t xml:space="preserve">________________</w:t>
+      </w:r>
+      <w:r>
+        <w:rPr>
+          <w:sz w:val="22"/>
+          <w:szCs w:val="22"/>
+        </w:rPr>
+        <w:t xml:space="preserve"> their areas.</w:t>
+      </w:r>
+    </w:p>
+    <w:p>
+      <w:pPr>
+        <w:keepLines/>
+        <w:spacing w:after="260" w:before="200"/>
+      </w:pPr>
+      <w:r>
+        <w:rPr>
+          <w:b/>
+          <w:bCs/>
+          <w:color w:val="12355B"/>
+          <w:sz w:val="22"/>
+          <w:szCs w:val="22"/>
+        </w:rPr>
+        <w:t xml:space="preserve">5.  </w:t>
+      </w:r>
+      <w:r>
+        <w:rPr>
+          <w:sz w:val="22"/>
+          <w:szCs w:val="22"/>
+        </w:rPr>
+        <w:t xml:space="preserve">To find the area of a shape with a piece removed, I </w:t>
+      </w:r>
+      <w:r>
+        <w:rPr>
+          <w:sz w:val="22"/>
+          <w:szCs w:val="22"/>
+        </w:rPr>
+        <w:t xml:space="preserve">________________</w:t>
+      </w:r>
+      <w:r>
+        <w:rPr>
+          <w:sz w:val="22"/>
+          <w:szCs w:val="22"/>
+        </w:rPr>
+        <w:t xml:space="preserve"> the missing part's area.</w:t>
+      </w:r>
+    </w:p>
+    <w:p>
+      <w:pPr>
+        <w:keepLines/>
+        <w:spacing w:after="260" w:before="200"/>
+      </w:pPr>
+      <w:r>
+        <w:rPr>
+          <w:b/>
+          <w:bCs/>
+          <w:color w:val="12355B"/>
+          <w:sz w:val="22"/>
+          <w:szCs w:val="22"/>
+        </w:rPr>
+        <w:t xml:space="preserve">6.  </w:t>
+      </w:r>
+      <w:r>
+        <w:rPr>
+          <w:sz w:val="22"/>
+          <w:szCs w:val="22"/>
+        </w:rPr>
+        <w:t xml:space="preserve">A math rule written with symbols is a </w:t>
+      </w:r>
+      <w:r>
+        <w:rPr>
+          <w:sz w:val="22"/>
+          <w:szCs w:val="22"/>
+        </w:rPr>
+        <w:t xml:space="preserve">________________</w:t>
+      </w:r>
+      <w:r>
+        <w:rPr>
+          <w:sz w:val="22"/>
+          <w:szCs w:val="22"/>
+        </w:rPr>
+        <w:t xml:space="preserve">.</w:t>
       </w:r>
     </w:p>
     <w:p>
       <w:pPr>
         <w:pStyle w:val="Heading1"/>
-        <w:pageBreakBefore/>
+        <w:keepNext/>
+        <w:keepLines/>
         <w:pBdr>
           <w:bottom w:val="single" w:color="1FA6A2" w:sz="14" w:space="6"/>
         </w:pBdr>
-        <w:spacing w:after="140" w:before="0"/>
+        <w:spacing w:after="140" w:before="300"/>
       </w:pPr>
       <w:r>
         <w:rPr>
@@ -2694,11 +2789,12 @@
     <w:p>
       <w:pPr>
         <w:pStyle w:val="Heading1"/>
-        <w:pageBreakBefore/>
+        <w:keepNext/>
+        <w:keepLines/>
         <w:pBdr>
           <w:bottom w:val="single" w:color="1FA6A2" w:sz="14" w:space="6"/>
         </w:pBdr>
-        <w:spacing w:after="140" w:before="0"/>
+        <w:spacing w:after="140" w:before="300"/>
       </w:pPr>
       <w:r>
         <w:rPr>
@@ -3075,11 +3171,12 @@
     <w:p>
       <w:pPr>
         <w:pStyle w:val="Heading1"/>
-        <w:pageBreakBefore/>
+        <w:keepNext/>
+        <w:keepLines/>
         <w:pBdr>
           <w:bottom w:val="single" w:color="1FA6A2" w:sz="14" w:space="6"/>
         </w:pBdr>
-        <w:spacing w:after="140" w:before="0"/>
+        <w:spacing w:after="140" w:before="300"/>
       </w:pPr>
       <w:r>
         <w:rPr>
@@ -3827,11 +3924,12 @@
     <w:p>
       <w:pPr>
         <w:pStyle w:val="Heading1"/>
-        <w:pageBreakBefore/>
+        <w:keepNext/>
+        <w:keepLines/>
         <w:pBdr>
           <w:bottom w:val="single" w:color="1FA6A2" w:sz="14" w:space="6"/>
         </w:pBdr>
-        <w:spacing w:after="140" w:before="0"/>
+        <w:spacing w:after="140" w:before="300"/>
       </w:pPr>
       <w:r>
         <w:rPr>
@@ -4174,11 +4272,12 @@
     <w:p>
       <w:pPr>
         <w:pStyle w:val="Heading1"/>
-        <w:pageBreakBefore/>
+        <w:keepNext/>
+        <w:keepLines/>
         <w:pBdr>
           <w:bottom w:val="single" w:color="1FA6A2" w:sz="14" w:space="6"/>
         </w:pBdr>
-        <w:spacing w:after="140" w:before="0"/>
+        <w:spacing w:after="140" w:before="300"/>
       </w:pPr>
       <w:r>
         <w:rPr>
@@ -4291,6 +4390,8 @@
     <w:p>
       <w:pPr>
         <w:pStyle w:val="Heading1"/>
+        <w:keepNext/>
+        <w:keepLines/>
         <w:pageBreakBefore/>
         <w:pBdr>
           <w:bottom w:val="single" w:color="1FA6A2" w:sz="14" w:space="6"/>

--- a/lessons/5-4/downloads/5-4-notes-teacher.docx
+++ b/lessons/5-4/downloads/5-4-notes-teacher.docx
@@ -180,7 +180,7 @@
                 <w:sz w:val="20"/>
                 <w:szCs w:val="20"/>
               </w:rPr>
-              <w:t xml:space="preserve">I can find the area of a composite figure by adding or subtracting the areas of basic shapes.</w:t>
+              <w:t xml:space="preserve">I can find the area of a composite figure by decomposing it into basic shapes, including a regular polygon split into triangles, and adding or subtracting the areas.</w:t>
             </w:r>
           </w:p>
           <w:p>
@@ -1521,47 +1521,6 @@
         <w:t xml:space="preserve">Write About the Math</w:t>
       </w:r>
     </w:p>
-    <w:p>
-      <w:pPr>
-        <w:spacing w:after="100"/>
-      </w:pPr>
-      <w:r>
-        <w:rPr>
-          <w:i/>
-          <w:iCs/>
-          <w:color w:val="5F6F80"/>
-          <w:sz w:val="19"/>
-          <w:szCs w:val="19"/>
-        </w:rPr>
-        <w:t xml:space="preserve">Use the support level you need. Every level answers the same math question.</w:t>
-      </w:r>
-    </w:p>
-    <w:p>
-      <w:pPr>
-        <w:pStyle w:val="Heading2"/>
-        <w:spacing w:after="80" w:before="180"/>
-      </w:pPr>
-      <w:r>
-        <w:rPr>
-          <w:b/>
-          <w:bCs/>
-          <w:color w:val="12355B"/>
-          <w:sz w:val="24"/>
-          <w:szCs w:val="24"/>
-        </w:rPr>
-        <w:t xml:space="preserve">1. Understand the Question</w:t>
-      </w:r>
-      <w:r>
-        <w:rPr>
-          <w:i/>
-          <w:iCs/>
-          <w:color w:val="B97A12"/>
-          <w:sz w:val="19"/>
-          <w:szCs w:val="19"/>
-        </w:rPr>
-        <w:t xml:space="preserve">   explain</w:t>
-      </w:r>
-    </w:p>
     <w:tbl>
       <w:tblPr>
         <w:tblW w:type="pct" w:w="100%"/>
@@ -1600,344 +1559,6 @@
               </w:rPr>
               <w:t xml:space="preserve">How much will the carpet cost?</w:t>
             </w:r>
-          </w:p>
-          <w:p>
-            <w:pPr>
-              <w:spacing w:after="0"/>
-            </w:pPr>
-            <w:r>
-              <w:rPr>
-                <w:b/>
-                <w:bCs/>
-                <w:color w:val="12355B"/>
-                <w:sz w:val="20"/>
-                <w:szCs w:val="20"/>
-              </w:rPr>
-              <w:t xml:space="preserve">Your job:  </w:t>
-            </w:r>
-            <w:r>
-              <w:rPr>
-                <w:sz w:val="20"/>
-                <w:szCs w:val="20"/>
-              </w:rPr>
-              <w:t xml:space="preserve">Answer the question. Use math evidence. Explain how the evidence proves your answer.</w:t>
-            </w:r>
-            <w:r>
-              <w:rPr>
-                <w:i/>
-                <w:iCs/>
-                <w:color w:val="5F6F80"/>
-                <w:sz w:val="18"/>
-                <w:szCs w:val="18"/>
-              </w:rPr>
-              <w:br/>
-              <w:t xml:space="preserve">Responde la pregunta. Usa evidencia matemática. Explica cómo la evidencia demuestra tu respuesta.</w:t>
-            </w:r>
-          </w:p>
-        </w:tc>
-      </w:tr>
-    </w:tbl>
-    <w:p>
-      <w:pPr>
-        <w:pStyle w:val="Heading2"/>
-        <w:spacing w:after="80" w:before="180"/>
-      </w:pPr>
-      <w:r>
-        <w:rPr>
-          <w:b/>
-          <w:bCs/>
-          <w:color w:val="12355B"/>
-          <w:sz w:val="24"/>
-          <w:szCs w:val="24"/>
-        </w:rPr>
-        <w:t xml:space="preserve">2. Plan Your Math Words</w:t>
-      </w:r>
-      <w:r>
-        <w:rPr>
-          <w:i/>
-          <w:iCs/>
-          <w:color w:val="1FA6A2"/>
-          <w:sz w:val="19"/>
-          <w:szCs w:val="19"/>
-        </w:rPr>
-        <w:t xml:space="preserve">   check at least two</w:t>
-      </w:r>
-    </w:p>
-    <w:p>
-      <w:pPr>
-        <w:spacing w:after="60"/>
-      </w:pPr>
-      <w:r>
-        <w:rPr>
-          <w:b/>
-          <w:bCs/>
-          <w:color w:val="1FA6A2"/>
-          <w:sz w:val="22"/>
-          <w:szCs w:val="22"/>
-        </w:rPr>
-        <w:t xml:space="preserve">☐  </w:t>
-      </w:r>
-      <w:r>
-        <w:rPr>
-          <w:b/>
-          <w:bCs/>
-          <w:color w:val="12355B"/>
-          <w:sz w:val="20"/>
-          <w:szCs w:val="20"/>
-        </w:rPr>
-        <w:t xml:space="preserve">Area of Composite Figures — </w:t>
-      </w:r>
-      <w:r>
-        <w:rPr>
-          <w:sz w:val="20"/>
-          <w:szCs w:val="20"/>
-        </w:rPr>
-        <w:t xml:space="preserve">The total space inside a figure made of basic shapes. Formula: A = A₁ + A₂ — add the parts (or subtract a missing piece).</w:t>
-      </w:r>
-      <w:r>
-        <w:rPr>
-          <w:i/>
-          <w:iCs/>
-          <w:color w:val="5F6F80"/>
-          <w:sz w:val="18"/>
-          <w:szCs w:val="18"/>
-        </w:rPr>
-        <w:br/>
-        <w:t xml:space="preserve">Área de figuras compuestas — El espacio total dentro de una figura formada por figuras básicas. Fórmula: A = A₁ + A₂ — suma las partes (o resta la pieza que falta).</w:t>
-      </w:r>
-    </w:p>
-    <w:p>
-      <w:pPr>
-        <w:spacing w:after="60"/>
-      </w:pPr>
-      <w:r>
-        <w:rPr>
-          <w:b/>
-          <w:bCs/>
-          <w:color w:val="1FA6A2"/>
-          <w:sz w:val="22"/>
-          <w:szCs w:val="22"/>
-        </w:rPr>
-        <w:t xml:space="preserve">☐  </w:t>
-      </w:r>
-      <w:r>
-        <w:rPr>
-          <w:b/>
-          <w:bCs/>
-          <w:color w:val="12355B"/>
-          <w:sz w:val="20"/>
-          <w:szCs w:val="20"/>
-        </w:rPr>
-        <w:t xml:space="preserve">Composite Figure — </w:t>
-      </w:r>
-      <w:r>
-        <w:rPr>
-          <w:sz w:val="20"/>
-          <w:szCs w:val="20"/>
-        </w:rPr>
-        <w:t xml:space="preserve">A shape made by putting two or more simple shapes together.</w:t>
-      </w:r>
-      <w:r>
-        <w:rPr>
-          <w:i/>
-          <w:iCs/>
-          <w:color w:val="5F6F80"/>
-          <w:sz w:val="18"/>
-          <w:szCs w:val="18"/>
-        </w:rPr>
-        <w:br/>
-        <w:t xml:space="preserve">Figura compuesta — Una figura formada al juntar dos o más figuras simples.</w:t>
-      </w:r>
-    </w:p>
-    <w:p>
-      <w:pPr>
-        <w:spacing w:after="60"/>
-      </w:pPr>
-      <w:r>
-        <w:rPr>
-          <w:b/>
-          <w:bCs/>
-          <w:color w:val="1FA6A2"/>
-          <w:sz w:val="22"/>
-          <w:szCs w:val="22"/>
-        </w:rPr>
-        <w:t xml:space="preserve">☐  </w:t>
-      </w:r>
-      <w:r>
-        <w:rPr>
-          <w:b/>
-          <w:bCs/>
-          <w:color w:val="12355B"/>
-          <w:sz w:val="20"/>
-          <w:szCs w:val="20"/>
-        </w:rPr>
-        <w:t xml:space="preserve">Decompose — </w:t>
-      </w:r>
-      <w:r>
-        <w:rPr>
-          <w:sz w:val="20"/>
-          <w:szCs w:val="20"/>
-        </w:rPr>
-        <w:t xml:space="preserve">To break a shape into smaller, simpler shapes.</w:t>
-      </w:r>
-      <w:r>
-        <w:rPr>
-          <w:i/>
-          <w:iCs/>
-          <w:color w:val="5F6F80"/>
-          <w:sz w:val="18"/>
-          <w:szCs w:val="18"/>
-        </w:rPr>
-        <w:br/>
-        <w:t xml:space="preserve">Descomponer — Separar una figura en figuras más pequeñas y simples.</w:t>
-      </w:r>
-    </w:p>
-    <w:p>
-      <w:pPr>
-        <w:spacing w:after="60"/>
-      </w:pPr>
-      <w:r>
-        <w:rPr>
-          <w:b/>
-          <w:bCs/>
-          <w:color w:val="1FA6A2"/>
-          <w:sz w:val="22"/>
-          <w:szCs w:val="22"/>
-        </w:rPr>
-        <w:t xml:space="preserve">☐  </w:t>
-      </w:r>
-      <w:r>
-        <w:rPr>
-          <w:b/>
-          <w:bCs/>
-          <w:color w:val="12355B"/>
-          <w:sz w:val="20"/>
-          <w:szCs w:val="20"/>
-        </w:rPr>
-        <w:t xml:space="preserve">Add — </w:t>
-      </w:r>
-      <w:r>
-        <w:rPr>
-          <w:sz w:val="20"/>
-          <w:szCs w:val="20"/>
-        </w:rPr>
-        <w:t xml:space="preserve">Add up the areas of the smaller shapes to get the total.</w:t>
-      </w:r>
-      <w:r>
-        <w:rPr>
-          <w:i/>
-          <w:iCs/>
-          <w:color w:val="5F6F80"/>
-          <w:sz w:val="18"/>
-          <w:szCs w:val="18"/>
-        </w:rPr>
-        <w:br/>
-        <w:t xml:space="preserve">Sumar — Sumar las áreas de las figuras pequeñas para obtener el total.</w:t>
-      </w:r>
-    </w:p>
-    <w:p>
-      <w:pPr>
-        <w:spacing w:after="60"/>
-      </w:pPr>
-      <w:r>
-        <w:rPr>
-          <w:b/>
-          <w:bCs/>
-          <w:color w:val="1FA6A2"/>
-          <w:sz w:val="22"/>
-          <w:szCs w:val="22"/>
-        </w:rPr>
-        <w:t xml:space="preserve">☐  </w:t>
-      </w:r>
-      <w:r>
-        <w:rPr>
-          <w:b/>
-          <w:bCs/>
-          <w:color w:val="12355B"/>
-          <w:sz w:val="20"/>
-          <w:szCs w:val="20"/>
-        </w:rPr>
-        <w:t xml:space="preserve">Subtract — </w:t>
-      </w:r>
-      <w:r>
-        <w:rPr>
-          <w:sz w:val="20"/>
-          <w:szCs w:val="20"/>
-        </w:rPr>
-        <w:t xml:space="preserve">Take away the area of a missing piece from a bigger shape.</w:t>
-      </w:r>
-      <w:r>
-        <w:rPr>
-          <w:i/>
-          <w:iCs/>
-          <w:color w:val="5F6F80"/>
-          <w:sz w:val="18"/>
-          <w:szCs w:val="18"/>
-        </w:rPr>
-        <w:br/>
-        <w:t xml:space="preserve">Restar — Quitar el área de una parte que falta de una figura más grande.</w:t>
-      </w:r>
-    </w:p>
-    <w:tbl>
-      <w:tblPr>
-        <w:tblW w:type="pct" w:w="100%"/>
-        <w:tblBorders>
-          <w:top w:val="single" w:color="1FA6A2" w:sz="8"/>
-          <w:left w:val="single" w:color="1FA6A2" w:sz="8"/>
-          <w:bottom w:val="single" w:color="1FA6A2" w:sz="8"/>
-          <w:right w:val="single" w:color="1FA6A2" w:sz="8"/>
-          <w:insideH w:val="single" w:color="auto" w:sz="4"/>
-          <w:insideV w:val="single" w:color="auto" w:sz="4"/>
-        </w:tblBorders>
-      </w:tblPr>
-      <w:tblGrid>
-        <w:gridCol w:w="100"/>
-      </w:tblGrid>
-      <w:tr>
-        <w:tc>
-          <w:tcPr>
-            <w:shd w:fill="F7FFFD" w:color="auto" w:val="clear"/>
-            <w:tcMar>
-              <w:top w:type="dxa" w:w="120"/>
-              <w:left w:type="dxa" w:w="180"/>
-              <w:bottom w:type="dxa" w:w="120"/>
-              <w:right w:type="dxa" w:w="180"/>
-            </w:tcMar>
-          </w:tcPr>
-          <w:p>
-            <w:pPr>
-              <w:spacing w:after="50"/>
-            </w:pPr>
-            <w:r>
-              <w:rPr>
-                <w:b/>
-                <w:bCs/>
-                <w:color w:val="1FA6A2"/>
-                <w:sz w:val="20"/>
-                <w:szCs w:val="20"/>
-              </w:rPr>
-              <w:t xml:space="preserve">Say it first:  </w:t>
-            </w:r>
-            <w:r>
-              <w:rPr>
-                <w:sz w:val="20"/>
-                <w:szCs w:val="20"/>
-              </w:rPr>
-              <w:t xml:space="preserve">Say your idea to a partner or quietly to yourself before you write.</w:t>
-            </w:r>
-          </w:p>
-          <w:p>
-            <w:pPr>
-              <w:spacing w:after="60"/>
-            </w:pPr>
-            <w:r>
-              <w:rPr>
-                <w:color w:val="1A2733"/>
-                <w:sz w:val="21"/>
-                <w:szCs w:val="21"/>
-              </w:rPr>
-              <w:t xml:space="preserve">The top area is ___ sq ft and the stem area is ___ sq ft. Total = ___ + ___ = ___ sq ft. Cost = ___ x $5 = $___.</w:t>
-            </w:r>
             <w:r>
               <w:rPr>
                 <w:i/>
@@ -1947,7 +1568,7 @@
                 <w:szCs w:val="19"/>
               </w:rPr>
               <w:br/>
-              <w:t xml:space="preserve">Di tu respuesta primero: Mi respuesta es ___ porque ___.</w:t>
+              <w:t xml:space="preserve">¿Cuánto costará la alfombra?</w:t>
             </w:r>
           </w:p>
         </w:tc>
@@ -1955,28 +1576,192 @@
     </w:tbl>
     <w:p>
       <w:pPr>
-        <w:pStyle w:val="Heading2"/>
-        <w:spacing w:after="80" w:before="180"/>
-      </w:pPr>
-      <w:r>
-        <w:rPr>
-          <w:b/>
-          <w:bCs/>
-          <w:color w:val="12355B"/>
-          <w:sz w:val="24"/>
-          <w:szCs w:val="24"/>
-        </w:rPr>
-        <w:t xml:space="preserve">3. Build Your Explanation</w:t>
-      </w:r>
+        <w:spacing w:after="100"/>
+      </w:pPr>
       <w:r>
         <w:rPr>
           <w:i/>
           <w:iCs/>
-          <w:color w:val="B97A12"/>
+          <w:color w:val="5F6F80"/>
           <w:sz w:val="19"/>
           <w:szCs w:val="19"/>
         </w:rPr>
-        <w:t xml:space="preserve">   choose your support</w:t>
+        <w:t xml:space="preserve">Say your answer to a partner first. Then write it, using at least two of these words:</w:t>
+      </w:r>
+    </w:p>
+    <w:p>
+      <w:pPr>
+        <w:spacing w:after="40"/>
+      </w:pPr>
+      <w:r>
+        <w:rPr>
+          <w:b/>
+          <w:bCs/>
+          <w:color w:val="1FA6A2"/>
+          <w:sz w:val="22"/>
+          <w:szCs w:val="22"/>
+        </w:rPr>
+        <w:t xml:space="preserve">☐  </w:t>
+      </w:r>
+      <w:r>
+        <w:rPr>
+          <w:b/>
+          <w:bCs/>
+          <w:color w:val="12355B"/>
+          <w:sz w:val="20"/>
+          <w:szCs w:val="20"/>
+        </w:rPr>
+        <w:t xml:space="preserve">Composite Figure</w:t>
+      </w:r>
+      <w:r>
+        <w:rPr>
+          <w:i/>
+          <w:iCs/>
+          <w:color w:val="5F6F80"/>
+          <w:sz w:val="18"/>
+          <w:szCs w:val="18"/>
+        </w:rPr>
+        <w:t xml:space="preserve">  ·  Figura compuesta</w:t>
+      </w:r>
+    </w:p>
+    <w:p>
+      <w:pPr>
+        <w:spacing w:after="40"/>
+      </w:pPr>
+      <w:r>
+        <w:rPr>
+          <w:b/>
+          <w:bCs/>
+          <w:color w:val="1FA6A2"/>
+          <w:sz w:val="22"/>
+          <w:szCs w:val="22"/>
+        </w:rPr>
+        <w:t xml:space="preserve">☐  </w:t>
+      </w:r>
+      <w:r>
+        <w:rPr>
+          <w:b/>
+          <w:bCs/>
+          <w:color w:val="12355B"/>
+          <w:sz w:val="20"/>
+          <w:szCs w:val="20"/>
+        </w:rPr>
+        <w:t xml:space="preserve">Decompose</w:t>
+      </w:r>
+      <w:r>
+        <w:rPr>
+          <w:i/>
+          <w:iCs/>
+          <w:color w:val="5F6F80"/>
+          <w:sz w:val="18"/>
+          <w:szCs w:val="18"/>
+        </w:rPr>
+        <w:t xml:space="preserve">  ·  Descomponer</w:t>
+      </w:r>
+    </w:p>
+    <w:p>
+      <w:pPr>
+        <w:spacing w:after="40"/>
+      </w:pPr>
+      <w:r>
+        <w:rPr>
+          <w:b/>
+          <w:bCs/>
+          <w:color w:val="1FA6A2"/>
+          <w:sz w:val="22"/>
+          <w:szCs w:val="22"/>
+        </w:rPr>
+        <w:t xml:space="preserve">☐  </w:t>
+      </w:r>
+      <w:r>
+        <w:rPr>
+          <w:b/>
+          <w:bCs/>
+          <w:color w:val="12355B"/>
+          <w:sz w:val="20"/>
+          <w:szCs w:val="20"/>
+        </w:rPr>
+        <w:t xml:space="preserve">Add</w:t>
+      </w:r>
+      <w:r>
+        <w:rPr>
+          <w:i/>
+          <w:iCs/>
+          <w:color w:val="5F6F80"/>
+          <w:sz w:val="18"/>
+          <w:szCs w:val="18"/>
+        </w:rPr>
+        <w:t xml:space="preserve">  ·  Sumar</w:t>
+      </w:r>
+    </w:p>
+    <w:p>
+      <w:pPr>
+        <w:spacing w:after="40"/>
+      </w:pPr>
+      <w:r>
+        <w:rPr>
+          <w:b/>
+          <w:bCs/>
+          <w:color w:val="1FA6A2"/>
+          <w:sz w:val="22"/>
+          <w:szCs w:val="22"/>
+        </w:rPr>
+        <w:t xml:space="preserve">☐  </w:t>
+      </w:r>
+      <w:r>
+        <w:rPr>
+          <w:b/>
+          <w:bCs/>
+          <w:color w:val="12355B"/>
+          <w:sz w:val="20"/>
+          <w:szCs w:val="20"/>
+        </w:rPr>
+        <w:t xml:space="preserve">Subtract</w:t>
+      </w:r>
+      <w:r>
+        <w:rPr>
+          <w:i/>
+          <w:iCs/>
+          <w:color w:val="5F6F80"/>
+          <w:sz w:val="18"/>
+          <w:szCs w:val="18"/>
+        </w:rPr>
+        <w:t xml:space="preserve">  ·  Restar</w:t>
+      </w:r>
+    </w:p>
+    <w:p>
+      <w:pPr>
+        <w:spacing w:after="40"/>
+      </w:pPr>
+      <w:r>
+        <w:rPr>
+          <w:b/>
+          <w:bCs/>
+          <w:color w:val="1FA6A2"/>
+          <w:sz w:val="22"/>
+          <w:szCs w:val="22"/>
+        </w:rPr>
+        <w:t xml:space="preserve">☐  </w:t>
+      </w:r>
+      <w:r>
+        <w:rPr>
+          <w:b/>
+          <w:bCs/>
+          <w:color w:val="12355B"/>
+          <w:sz w:val="20"/>
+          <w:szCs w:val="20"/>
+        </w:rPr>
+        <w:t xml:space="preserve">Formula</w:t>
+      </w:r>
+      <w:r>
+        <w:rPr>
+          <w:i/>
+          <w:iCs/>
+          <w:color w:val="5F6F80"/>
+          <w:sz w:val="18"/>
+          <w:szCs w:val="18"/>
+        </w:rPr>
+        <w:t xml:space="preserve">  ·  Fórmula</w:t>
       </w:r>
     </w:p>
     <w:tbl>
@@ -2007,21 +1792,6 @@
           </w:tcPr>
           <w:p>
             <w:pPr>
-              <w:spacing w:after="50"/>
-            </w:pPr>
-            <w:r>
-              <w:rPr>
-                <w:i/>
-                <w:iCs/>
-                <w:color w:val="5F6F80"/>
-                <w:sz w:val="19"/>
-                <w:szCs w:val="19"/>
-              </w:rPr>
-              <w:t xml:space="preserve">This model shows the parts of an explanation. It does not answer your writing question.</w:t>
-            </w:r>
-          </w:p>
-          <w:p>
-            <w:pPr>
               <w:spacing w:after="80"/>
             </w:pPr>
             <w:r>
@@ -2032,58 +1802,14 @@
                 <w:sz w:val="19"/>
                 <w:szCs w:val="19"/>
               </w:rPr>
-              <w:t xml:space="preserve">Claim:  </w:t>
+              <w:t xml:space="preserve">Model:  </w:t>
             </w:r>
             <w:r>
               <w:rPr>
                 <w:sz w:val="19"/>
                 <w:szCs w:val="19"/>
               </w:rPr>
-              <w:t xml:space="preserve">We decompose the L-shape because we already know how to find a rectangle's area.</w:t>
-            </w:r>
-          </w:p>
-          <w:p>
-            <w:pPr>
-              <w:spacing w:after="80"/>
-            </w:pPr>
-            <w:r>
-              <w:rPr>
-                <w:b/>
-                <w:bCs/>
-                <w:color w:val="12355B"/>
-                <w:sz w:val="19"/>
-                <w:szCs w:val="19"/>
-              </w:rPr>
-              <w:t xml:space="preserve">Evidence:  </w:t>
-            </w:r>
-            <w:r>
-              <w:rPr>
-                <w:sz w:val="19"/>
-                <w:szCs w:val="19"/>
-              </w:rPr>
-              <w:t xml:space="preserve">Students explain that the L-shape is hard to measure directly, so breaking it into two rectangles lets them use A = l x w on each piece and add the results.</w:t>
-            </w:r>
-          </w:p>
-          <w:p>
-            <w:pPr>
-              <w:spacing w:after="80"/>
-            </w:pPr>
-            <w:r>
-              <w:rPr>
-                <w:b/>
-                <w:bCs/>
-                <w:color w:val="12355B"/>
-                <w:sz w:val="19"/>
-                <w:szCs w:val="19"/>
-              </w:rPr>
-              <w:t xml:space="preserve">Reasoning:  </w:t>
-            </w:r>
-            <w:r>
-              <w:rPr>
-                <w:sz w:val="19"/>
-                <w:szCs w:val="19"/>
-              </w:rPr>
-              <w:t xml:space="preserve">This evidence connects the definition of area of composite figures to the mathematical claim.</w:t>
+              <w:t xml:space="preserve">We decompose the L-shape because we already know how to find a rectangle's area. — Students explain that the L-shape is hard to measure directly, so breaking it into two rectangles lets them use A = l x w on each piece and add the results.</w:t>
             </w:r>
           </w:p>
         </w:tc>
@@ -2162,7 +1888,7 @@
           <w:sz w:val="21"/>
           <w:szCs w:val="21"/>
         </w:rPr>
-        <w:t xml:space="preserve">My answer is ___.</w:t>
+        <w:t xml:space="preserve">My answer is ___ because ___.</w:t>
       </w:r>
       <w:r>
         <w:rPr>
@@ -2173,7 +1899,7 @@
           <w:szCs w:val="19"/>
         </w:rPr>
         <w:br/>
-        <w:t xml:space="preserve">Mi respuesta es ___.</w:t>
+        <w:t xml:space="preserve">Mi respuesta es ___ porque ___.</w:t>
       </w:r>
     </w:p>
     <w:tbl>
@@ -2313,7 +2039,7 @@
           <w:sz w:val="21"/>
           <w:szCs w:val="21"/>
         </w:rPr>
-        <w:t xml:space="preserve">I know because ___.</w:t>
+        <w:t xml:space="preserve">My evidence is ___, so ___.</w:t>
       </w:r>
       <w:r>
         <w:rPr>
@@ -2324,31 +2050,7 @@
           <w:szCs w:val="19"/>
         </w:rPr>
         <w:br/>
-        <w:t xml:space="preserve">Lo sé porque ___.</w:t>
-      </w:r>
-    </w:p>
-    <w:p>
-      <w:pPr>
-        <w:spacing w:after="60"/>
-      </w:pPr>
-      <w:r>
-        <w:rPr>
-          <w:color w:val="1A2733"/>
-          <w:sz w:val="21"/>
-          <w:szCs w:val="21"/>
-        </w:rPr>
-        <w:t xml:space="preserve">So ___.</w:t>
-      </w:r>
-      <w:r>
-        <w:rPr>
-          <w:i/>
-          <w:iCs/>
-          <w:color w:val="5F6F80"/>
-          <w:sz w:val="19"/>
-          <w:szCs w:val="19"/>
-        </w:rPr>
-        <w:br/>
-        <w:t xml:space="preserve">Entonces ___.</w:t>
+        <w:t xml:space="preserve">Mi evidencia es ___, entonces ___.</w:t>
       </w:r>
     </w:p>
     <w:tbl>
@@ -2454,78 +2156,6 @@
         <w:t xml:space="preserve">Escribe una afirmación, da evidencia matemática y explica tu razonamiento.</w:t>
       </w:r>
     </w:p>
-    <w:p>
-      <w:pPr>
-        <w:spacing w:after="60"/>
-      </w:pPr>
-      <w:r>
-        <w:rPr>
-          <w:color w:val="1A2733"/>
-          <w:sz w:val="21"/>
-          <w:szCs w:val="21"/>
-        </w:rPr>
-        <w:t xml:space="preserve">My claim is ___.</w:t>
-      </w:r>
-      <w:r>
-        <w:rPr>
-          <w:i/>
-          <w:iCs/>
-          <w:color w:val="5F6F80"/>
-          <w:sz w:val="19"/>
-          <w:szCs w:val="19"/>
-        </w:rPr>
-        <w:br/>
-        <w:t xml:space="preserve">Mi afirmación es ___.</w:t>
-      </w:r>
-    </w:p>
-    <w:p>
-      <w:pPr>
-        <w:spacing w:after="60"/>
-      </w:pPr>
-      <w:r>
-        <w:rPr>
-          <w:color w:val="1A2733"/>
-          <w:sz w:val="21"/>
-          <w:szCs w:val="21"/>
-        </w:rPr>
-        <w:t xml:space="preserve">My math evidence is ___.</w:t>
-      </w:r>
-      <w:r>
-        <w:rPr>
-          <w:i/>
-          <w:iCs/>
-          <w:color w:val="5F6F80"/>
-          <w:sz w:val="19"/>
-          <w:szCs w:val="19"/>
-        </w:rPr>
-        <w:br/>
-        <w:t xml:space="preserve">Mi evidencia matemática es ___.</w:t>
-      </w:r>
-    </w:p>
-    <w:p>
-      <w:pPr>
-        <w:spacing w:after="60"/>
-      </w:pPr>
-      <w:r>
-        <w:rPr>
-          <w:color w:val="1A2733"/>
-          <w:sz w:val="21"/>
-          <w:szCs w:val="21"/>
-        </w:rPr>
-        <w:t xml:space="preserve">This proves ___ because ___.</w:t>
-      </w:r>
-      <w:r>
-        <w:rPr>
-          <w:i/>
-          <w:iCs/>
-          <w:color w:val="5F6F80"/>
-          <w:sz w:val="19"/>
-          <w:szCs w:val="19"/>
-        </w:rPr>
-        <w:br/>
-        <w:t xml:space="preserve">Esto demuestra ___ porque ___.</w:t>
-      </w:r>
-    </w:p>
     <w:tbl>
       <w:tblPr>
         <w:tblW w:type="pct" w:w="100%"/>
@@ -2608,7 +2238,7 @@
           <w:sz w:val="24"/>
           <w:szCs w:val="24"/>
         </w:rPr>
-        <w:t xml:space="preserve">4. Check Your Explanation</w:t>
+        <w:t xml:space="preserve">Check Your Explanation</w:t>
       </w:r>
       <w:r>
         <w:rPr>
@@ -2618,7 +2248,7 @@
           <w:sz w:val="19"/>
           <w:szCs w:val="19"/>
         </w:rPr>
-        <w:t xml:space="preserve">   five quick checks</w:t>
+        <w:t xml:space="preserve">   three quick checks</w:t>
       </w:r>
     </w:p>
     <w:p>
@@ -2642,17 +2272,6 @@
         </w:rPr>
         <w:t xml:space="preserve">I answered the question.</w:t>
       </w:r>
-      <w:r>
-        <w:rPr>
-          <w:i/>
-          <w:iCs/>
-          <w:color w:val="5F6F80"/>
-          <w:sz w:val="18"/>
-          <w:szCs w:val="18"/>
-        </w:rPr>
-        <w:br/>
-        <w:t xml:space="preserve">Respondí la pregunta.</w:t>
-      </w:r>
     </w:p>
     <w:p>
       <w:pPr>
@@ -2673,18 +2292,7 @@
           <w:sz w:val="20"/>
           <w:szCs w:val="20"/>
         </w:rPr>
-        <w:t xml:space="preserve">I used math evidence: numbers, an equation, a model, or a comparison.</w:t>
-      </w:r>
-      <w:r>
-        <w:rPr>
-          <w:i/>
-          <w:iCs/>
-          <w:color w:val="5F6F80"/>
-          <w:sz w:val="18"/>
-          <w:szCs w:val="18"/>
-        </w:rPr>
-        <w:br/>
-        <w:t xml:space="preserve">Usé evidencia matemática: números, una ecuación, un modelo o una comparación.</w:t>
+        <w:t xml:space="preserve">I used math evidence: numbers, an equation, or a model.</w:t>
       </w:r>
     </w:p>
     <w:p>
@@ -2706,84 +2314,7 @@
           <w:sz w:val="20"/>
           <w:szCs w:val="20"/>
         </w:rPr>
-        <w:t xml:space="preserve">I explained how the evidence proves my answer.</w:t>
-      </w:r>
-      <w:r>
-        <w:rPr>
-          <w:i/>
-          <w:iCs/>
-          <w:color w:val="5F6F80"/>
-          <w:sz w:val="18"/>
-          <w:szCs w:val="18"/>
-        </w:rPr>
-        <w:br/>
-        <w:t xml:space="preserve">Expliqué cómo la evidencia demuestra mi respuesta.</w:t>
-      </w:r>
-    </w:p>
-    <w:p>
-      <w:pPr>
-        <w:spacing w:after="80"/>
-      </w:pPr>
-      <w:r>
-        <w:rPr>
-          <w:b/>
-          <w:bCs/>
-          <w:color w:val="1FA6A2"/>
-          <w:sz w:val="22"/>
-          <w:szCs w:val="22"/>
-        </w:rPr>
-        <w:t xml:space="preserve">☐  </w:t>
-      </w:r>
-      <w:r>
-        <w:rPr>
-          <w:sz w:val="20"/>
-          <w:szCs w:val="20"/>
-        </w:rPr>
         <w:t xml:space="preserve">I used at least two math words.</w:t>
-      </w:r>
-      <w:r>
-        <w:rPr>
-          <w:i/>
-          <w:iCs/>
-          <w:color w:val="5F6F80"/>
-          <w:sz w:val="18"/>
-          <w:szCs w:val="18"/>
-        </w:rPr>
-        <w:br/>
-        <w:t xml:space="preserve">Usé por lo menos dos palabras matemáticas.</w:t>
-      </w:r>
-    </w:p>
-    <w:p>
-      <w:pPr>
-        <w:spacing w:after="80"/>
-      </w:pPr>
-      <w:r>
-        <w:rPr>
-          <w:b/>
-          <w:bCs/>
-          <w:color w:val="1FA6A2"/>
-          <w:sz w:val="22"/>
-          <w:szCs w:val="22"/>
-        </w:rPr>
-        <w:t xml:space="preserve">☐  </w:t>
-      </w:r>
-      <w:r>
-        <w:rPr>
-          <w:sz w:val="20"/>
-          <w:szCs w:val="20"/>
-        </w:rPr>
-        <w:t xml:space="preserve">I reread complete sentences and punctuation.</w:t>
-      </w:r>
-      <w:r>
-        <w:rPr>
-          <w:i/>
-          <w:iCs/>
-          <w:color w:val="5F6F80"/>
-          <w:sz w:val="18"/>
-          <w:szCs w:val="18"/>
-        </w:rPr>
-        <w:br/>
-        <w:t xml:space="preserve">Volví a leer mis oraciones completas y la puntuación.</w:t>
       </w:r>
     </w:p>
     <w:p>
@@ -4821,7 +4352,7 @@
           <w:sz w:val="20"/>
           <w:szCs w:val="20"/>
         </w:rPr>
-        <w:t xml:space="preserve">☐  I answered the question.</w:t>
+        <w:t xml:space="preserve">☐  The answer to the math question is correct.</w:t>
       </w:r>
     </w:p>
     <w:p>
@@ -4833,7 +4364,7 @@
           <w:sz w:val="20"/>
           <w:szCs w:val="20"/>
         </w:rPr>
-        <w:t xml:space="preserve">☐  I used math evidence: numbers, an equation, a model, or a comparison.</w:t>
+        <w:t xml:space="preserve">☐  The evidence is real lesson mathematics (numbers, equation, or model), not restated claim.</w:t>
       </w:r>
     </w:p>
     <w:p>
@@ -4845,31 +4376,7 @@
           <w:sz w:val="20"/>
           <w:szCs w:val="20"/>
         </w:rPr>
-        <w:t xml:space="preserve">☐  I explained how the evidence proves my answer.</w:t>
-      </w:r>
-    </w:p>
-    <w:p>
-      <w:pPr>
-        <w:spacing w:after="80"/>
-      </w:pPr>
-      <w:r>
-        <w:rPr>
-          <w:sz w:val="20"/>
-          <w:szCs w:val="20"/>
-        </w:rPr>
-        <w:t xml:space="preserve">☐  I used at least two math words.</w:t>
-      </w:r>
-    </w:p>
-    <w:p>
-      <w:pPr>
-        <w:spacing w:after="80"/>
-      </w:pPr>
-      <w:r>
-        <w:rPr>
-          <w:sz w:val="20"/>
-          <w:szCs w:val="20"/>
-        </w:rPr>
-        <w:t xml:space="preserve">☐  I reread complete sentences and punctuation.</w:t>
+        <w:t xml:space="preserve">☐  The support level changed the language scaffolding, never the mathematical expectation.</w:t>
       </w:r>
     </w:p>
     <w:sectPr>
